--- a/docs/BalloonFlow_빌드오더.docx
+++ b/docs/BalloonFlow_빌드오더.docx
@@ -24,9 +24,9 @@
           <w:color w:val="646464"/>
           <w:sz w:val="22"/>
         </w:rPr>
-        <w:t>Phase 0~3 시스템 빌드 순서 + 의존성 그래프</w:t>
+        <w:t>33개 시스템 빌드 순서</w:t>
         <w:br/>
-        <w:t>2026. 03. 11 | Build Order v1.0</w:t>
+        <w:t>Build Order v2.0</w:t>
       </w:r>
     </w:p>
     <w:p/>
@@ -40,4246 +40,22 @@
     </w:p>
     <w:p>
       <w:r>
-        <w:t>장르 무관 핵심 시스템. _ARCHITECTURE.md 생성.</w:t>
+        <w:t>전체 아키텍처 뼈대. _ARCHITECTURE.md 생성.</w:t>
       </w:r>
     </w:p>
-    <w:tbl>
-      <w:tblPr>
-        <w:tblStyle w:val="TableGrid"/>
-        <w:tblW w:type="auto" w:w="0"/>
-        <w:jc w:val="center"/>
-        <w:tblLook w:firstColumn="1" w:firstRow="1" w:lastColumn="0" w:lastRow="0" w:noHBand="0" w:noVBand="1" w:val="04A0"/>
-      </w:tblPr>
-      <w:tblGrid>
-        <w:gridCol w:w="1440"/>
-        <w:gridCol w:w="1440"/>
-        <w:gridCol w:w="1440"/>
-        <w:gridCol w:w="1440"/>
-        <w:gridCol w:w="1440"/>
-        <w:gridCol w:w="1440"/>
-      </w:tblGrid>
-      <w:tr>
-        <w:tc>
-          <w:tcPr>
-            <w:tcW w:type="dxa" w:w="1440"/>
-            <w:shd w:val="clear" w:color="auto" w:fill="4472C4"/>
-          </w:tcPr>
-          <w:p>
-            <w:pPr>
-              <w:jc w:val="center"/>
-            </w:pPr>
-            <w:r>
-              <w:rPr>
-                <w:b/>
-                <w:color w:val="FFFFFF"/>
-                <w:sz w:val="18"/>
-              </w:rPr>
-              <w:t>시스템</w:t>
-            </w:r>
-          </w:p>
-        </w:tc>
-        <w:tc>
-          <w:tcPr>
-            <w:tcW w:type="dxa" w:w="1440"/>
-            <w:shd w:val="clear" w:color="auto" w:fill="4472C4"/>
-          </w:tcPr>
-          <w:p>
-            <w:pPr>
-              <w:jc w:val="center"/>
-            </w:pPr>
-            <w:r>
-              <w:rPr>
-                <w:b/>
-                <w:color w:val="FFFFFF"/>
-                <w:sz w:val="18"/>
-              </w:rPr>
-              <w:t>Layer</w:t>
-            </w:r>
-          </w:p>
-        </w:tc>
-        <w:tc>
-          <w:tcPr>
-            <w:tcW w:type="dxa" w:w="1440"/>
-            <w:shd w:val="clear" w:color="auto" w:fill="4472C4"/>
-          </w:tcPr>
-          <w:p>
-            <w:pPr>
-              <w:jc w:val="center"/>
-            </w:pPr>
-            <w:r>
-              <w:rPr>
-                <w:b/>
-                <w:color w:val="FFFFFF"/>
-                <w:sz w:val="18"/>
-              </w:rPr>
-              <w:t>Domain</w:t>
-            </w:r>
-          </w:p>
-        </w:tc>
-        <w:tc>
-          <w:tcPr>
-            <w:tcW w:type="dxa" w:w="1440"/>
-            <w:shd w:val="clear" w:color="auto" w:fill="4472C4"/>
-          </w:tcPr>
-          <w:p>
-            <w:pPr>
-              <w:jc w:val="center"/>
-            </w:pPr>
-            <w:r>
-              <w:rPr>
-                <w:b/>
-                <w:color w:val="FFFFFF"/>
-                <w:sz w:val="18"/>
-              </w:rPr>
-              <w:t>담당</w:t>
-            </w:r>
-          </w:p>
-        </w:tc>
-        <w:tc>
-          <w:tcPr>
-            <w:tcW w:type="dxa" w:w="1440"/>
-            <w:shd w:val="clear" w:color="auto" w:fill="4472C4"/>
-          </w:tcPr>
-          <w:p>
-            <w:pPr>
-              <w:jc w:val="center"/>
-            </w:pPr>
-            <w:r>
-              <w:rPr>
-                <w:b/>
-                <w:color w:val="FFFFFF"/>
-                <w:sz w:val="18"/>
-              </w:rPr>
-              <w:t>복잡도</w:t>
-            </w:r>
-          </w:p>
-        </w:tc>
-        <w:tc>
-          <w:tcPr>
-            <w:tcW w:type="dxa" w:w="1440"/>
-            <w:shd w:val="clear" w:color="auto" w:fill="4472C4"/>
-          </w:tcPr>
-          <w:p>
-            <w:pPr>
-              <w:jc w:val="center"/>
-            </w:pPr>
-            <w:r>
-              <w:rPr>
-                <w:b/>
-                <w:color w:val="FFFFFF"/>
-                <w:sz w:val="18"/>
-              </w:rPr>
-              <w:t>의존성</w:t>
-            </w:r>
-          </w:p>
-        </w:tc>
-      </w:tr>
-      <w:tr>
-        <w:tc>
-          <w:tcPr>
-            <w:tcW w:type="dxa" w:w="1440"/>
-          </w:tcPr>
-          <w:p>
-            <w:r>
-              <w:rPr>
-                <w:sz w:val="18"/>
-              </w:rPr>
-              <w:t>InputHandler</w:t>
-            </w:r>
-          </w:p>
-        </w:tc>
-        <w:tc>
-          <w:tcPr>
-            <w:tcW w:type="dxa" w:w="1440"/>
-          </w:tcPr>
-          <w:p>
-            <w:r>
-              <w:rPr>
-                <w:sz w:val="18"/>
-              </w:rPr>
-              <w:t>Core</w:t>
-            </w:r>
-          </w:p>
-        </w:tc>
-        <w:tc>
-          <w:tcPr>
-            <w:tcW w:type="dxa" w:w="1440"/>
-          </w:tcPr>
-          <w:p>
-            <w:r>
-              <w:rPr>
-                <w:sz w:val="18"/>
-              </w:rPr>
-              <w:t>InGame</w:t>
-            </w:r>
-          </w:p>
-        </w:tc>
-        <w:tc>
-          <w:tcPr>
-            <w:tcW w:type="dxa" w:w="1440"/>
-          </w:tcPr>
-          <w:p>
-            <w:r>
-              <w:rPr>
-                <w:sz w:val="18"/>
-              </w:rPr>
-              <w:t>Main Coder</w:t>
-            </w:r>
-          </w:p>
-        </w:tc>
-        <w:tc>
-          <w:tcPr>
-            <w:tcW w:type="dxa" w:w="1440"/>
-          </w:tcPr>
-          <w:p>
-            <w:r>
-              <w:rPr>
-                <w:sz w:val="18"/>
-              </w:rPr>
-              <w:t>low</w:t>
-            </w:r>
-          </w:p>
-        </w:tc>
-        <w:tc>
-          <w:tcPr>
-            <w:tcW w:type="dxa" w:w="1440"/>
-          </w:tcPr>
-          <w:p>
-            <w:r>
-              <w:rPr>
-                <w:sz w:val="18"/>
-              </w:rPr>
-              <w:t>(없음)</w:t>
-            </w:r>
-          </w:p>
-        </w:tc>
-      </w:tr>
-      <w:tr>
-        <w:tc>
-          <w:tcPr>
-            <w:tcW w:type="dxa" w:w="1440"/>
-          </w:tcPr>
-          <w:p>
-            <w:r>
-              <w:rPr>
-                <w:sz w:val="18"/>
-              </w:rPr>
-              <w:t>CurrencyManager</w:t>
-            </w:r>
-          </w:p>
-        </w:tc>
-        <w:tc>
-          <w:tcPr>
-            <w:tcW w:type="dxa" w:w="1440"/>
-          </w:tcPr>
-          <w:p>
-            <w:r>
-              <w:rPr>
-                <w:sz w:val="18"/>
-              </w:rPr>
-              <w:t>Core</w:t>
-            </w:r>
-          </w:p>
-        </w:tc>
-        <w:tc>
-          <w:tcPr>
-            <w:tcW w:type="dxa" w:w="1440"/>
-          </w:tcPr>
-          <w:p>
-            <w:r>
-              <w:rPr>
-                <w:sz w:val="18"/>
-              </w:rPr>
-              <w:t>OutGame</w:t>
-            </w:r>
-          </w:p>
-        </w:tc>
-        <w:tc>
-          <w:tcPr>
-            <w:tcW w:type="dxa" w:w="1440"/>
-          </w:tcPr>
-          <w:p>
-            <w:r>
-              <w:rPr>
-                <w:sz w:val="18"/>
-              </w:rPr>
-              <w:t>Main Coder</w:t>
-            </w:r>
-          </w:p>
-        </w:tc>
-        <w:tc>
-          <w:tcPr>
-            <w:tcW w:type="dxa" w:w="1440"/>
-          </w:tcPr>
-          <w:p>
-            <w:r>
-              <w:rPr>
-                <w:sz w:val="18"/>
-              </w:rPr>
-              <w:t>medium</w:t>
-            </w:r>
-          </w:p>
-        </w:tc>
-        <w:tc>
-          <w:tcPr>
-            <w:tcW w:type="dxa" w:w="1440"/>
-          </w:tcPr>
-          <w:p>
-            <w:r>
-              <w:rPr>
-                <w:sz w:val="18"/>
-              </w:rPr>
-              <w:t>(없음)</w:t>
-            </w:r>
-          </w:p>
-        </w:tc>
-      </w:tr>
-      <w:tr>
-        <w:tc>
-          <w:tcPr>
-            <w:tcW w:type="dxa" w:w="1440"/>
-          </w:tcPr>
-          <w:p>
-            <w:r>
-              <w:rPr>
-                <w:sz w:val="18"/>
-              </w:rPr>
-              <w:t>ScoreManager</w:t>
-            </w:r>
-          </w:p>
-        </w:tc>
-        <w:tc>
-          <w:tcPr>
-            <w:tcW w:type="dxa" w:w="1440"/>
-          </w:tcPr>
-          <w:p>
-            <w:r>
-              <w:rPr>
-                <w:sz w:val="18"/>
-              </w:rPr>
-              <w:t>Core</w:t>
-            </w:r>
-          </w:p>
-        </w:tc>
-        <w:tc>
-          <w:tcPr>
-            <w:tcW w:type="dxa" w:w="1440"/>
-          </w:tcPr>
-          <w:p>
-            <w:r>
-              <w:rPr>
-                <w:sz w:val="18"/>
-              </w:rPr>
-              <w:t>InGame</w:t>
-            </w:r>
-          </w:p>
-        </w:tc>
-        <w:tc>
-          <w:tcPr>
-            <w:tcW w:type="dxa" w:w="1440"/>
-          </w:tcPr>
-          <w:p>
-            <w:r>
-              <w:rPr>
-                <w:sz w:val="18"/>
-              </w:rPr>
-              <w:t>Main Coder</w:t>
-            </w:r>
-          </w:p>
-        </w:tc>
-        <w:tc>
-          <w:tcPr>
-            <w:tcW w:type="dxa" w:w="1440"/>
-          </w:tcPr>
-          <w:p>
-            <w:r>
-              <w:rPr>
-                <w:sz w:val="18"/>
-              </w:rPr>
-              <w:t>medium</w:t>
-            </w:r>
-          </w:p>
-        </w:tc>
-        <w:tc>
-          <w:tcPr>
-            <w:tcW w:type="dxa" w:w="1440"/>
-          </w:tcPr>
-          <w:p>
-            <w:r>
-              <w:rPr>
-                <w:sz w:val="18"/>
-              </w:rPr>
-              <w:t>(없음)</w:t>
-            </w:r>
-          </w:p>
-        </w:tc>
-      </w:tr>
-      <w:tr>
-        <w:tc>
-          <w:tcPr>
-            <w:tcW w:type="dxa" w:w="1440"/>
-          </w:tcPr>
-          <w:p>
-            <w:r>
-              <w:rPr>
-                <w:sz w:val="18"/>
-              </w:rPr>
-              <w:t>UIManager</w:t>
-            </w:r>
-          </w:p>
-        </w:tc>
-        <w:tc>
-          <w:tcPr>
-            <w:tcW w:type="dxa" w:w="1440"/>
-          </w:tcPr>
-          <w:p>
-            <w:r>
-              <w:rPr>
-                <w:sz w:val="18"/>
-              </w:rPr>
-              <w:t>Core</w:t>
-            </w:r>
-          </w:p>
-        </w:tc>
-        <w:tc>
-          <w:tcPr>
-            <w:tcW w:type="dxa" w:w="1440"/>
-          </w:tcPr>
-          <w:p>
-            <w:r>
-              <w:rPr>
-                <w:sz w:val="18"/>
-              </w:rPr>
-              <w:t>UX</w:t>
-            </w:r>
-          </w:p>
-        </w:tc>
-        <w:tc>
-          <w:tcPr>
-            <w:tcW w:type="dxa" w:w="1440"/>
-          </w:tcPr>
-          <w:p>
-            <w:r>
-              <w:rPr>
-                <w:sz w:val="18"/>
-              </w:rPr>
-              <w:t>Main Coder</w:t>
-            </w:r>
-          </w:p>
-        </w:tc>
-        <w:tc>
-          <w:tcPr>
-            <w:tcW w:type="dxa" w:w="1440"/>
-          </w:tcPr>
-          <w:p>
-            <w:r>
-              <w:rPr>
-                <w:sz w:val="18"/>
-              </w:rPr>
-              <w:t>medium</w:t>
-            </w:r>
-          </w:p>
-        </w:tc>
-        <w:tc>
-          <w:tcPr>
-            <w:tcW w:type="dxa" w:w="1440"/>
-          </w:tcPr>
-          <w:p>
-            <w:r>
-              <w:rPr>
-                <w:sz w:val="18"/>
-              </w:rPr>
-              <w:t>(없음)</w:t>
-            </w:r>
-          </w:p>
-        </w:tc>
-      </w:tr>
-      <w:tr>
-        <w:tc>
-          <w:tcPr>
-            <w:tcW w:type="dxa" w:w="1440"/>
-          </w:tcPr>
-          <w:p>
-            <w:r>
-              <w:rPr>
-                <w:sz w:val="18"/>
-              </w:rPr>
-              <w:t>PopupManager</w:t>
-            </w:r>
-          </w:p>
-        </w:tc>
-        <w:tc>
-          <w:tcPr>
-            <w:tcW w:type="dxa" w:w="1440"/>
-          </w:tcPr>
-          <w:p>
-            <w:r>
-              <w:rPr>
-                <w:sz w:val="18"/>
-              </w:rPr>
-              <w:t>Core</w:t>
-            </w:r>
-          </w:p>
-        </w:tc>
-        <w:tc>
-          <w:tcPr>
-            <w:tcW w:type="dxa" w:w="1440"/>
-          </w:tcPr>
-          <w:p>
-            <w:r>
-              <w:rPr>
-                <w:sz w:val="18"/>
-              </w:rPr>
-              <w:t>UX</w:t>
-            </w:r>
-          </w:p>
-        </w:tc>
-        <w:tc>
-          <w:tcPr>
-            <w:tcW w:type="dxa" w:w="1440"/>
-          </w:tcPr>
-          <w:p>
-            <w:r>
-              <w:rPr>
-                <w:sz w:val="18"/>
-              </w:rPr>
-              <w:t>Main Coder</w:t>
-            </w:r>
-          </w:p>
-        </w:tc>
-        <w:tc>
-          <w:tcPr>
-            <w:tcW w:type="dxa" w:w="1440"/>
-          </w:tcPr>
-          <w:p>
-            <w:r>
-              <w:rPr>
-                <w:sz w:val="18"/>
-              </w:rPr>
-              <w:t>medium</w:t>
-            </w:r>
-          </w:p>
-        </w:tc>
-        <w:tc>
-          <w:tcPr>
-            <w:tcW w:type="dxa" w:w="1440"/>
-          </w:tcPr>
-          <w:p>
-            <w:r>
-              <w:rPr>
-                <w:sz w:val="18"/>
-              </w:rPr>
-              <w:t>UIManager</w:t>
-            </w:r>
-          </w:p>
-        </w:tc>
-      </w:tr>
-      <w:tr>
-        <w:tc>
-          <w:tcPr>
-            <w:tcW w:type="dxa" w:w="1440"/>
-          </w:tcPr>
-          <w:p>
-            <w:r>
-              <w:rPr>
-                <w:sz w:val="18"/>
-              </w:rPr>
-              <w:t>NotificationManager</w:t>
-            </w:r>
-          </w:p>
-        </w:tc>
-        <w:tc>
-          <w:tcPr>
-            <w:tcW w:type="dxa" w:w="1440"/>
-          </w:tcPr>
-          <w:p>
-            <w:r>
-              <w:rPr>
-                <w:sz w:val="18"/>
-              </w:rPr>
-              <w:t>Core</w:t>
-            </w:r>
-          </w:p>
-        </w:tc>
-        <w:tc>
-          <w:tcPr>
-            <w:tcW w:type="dxa" w:w="1440"/>
-          </w:tcPr>
-          <w:p>
-            <w:r>
-              <w:rPr>
-                <w:sz w:val="18"/>
-              </w:rPr>
-              <w:t>LiveOps</w:t>
-            </w:r>
-          </w:p>
-        </w:tc>
-        <w:tc>
-          <w:tcPr>
-            <w:tcW w:type="dxa" w:w="1440"/>
-          </w:tcPr>
-          <w:p>
-            <w:r>
-              <w:rPr>
-                <w:sz w:val="18"/>
-              </w:rPr>
-              <w:t>Main Coder</w:t>
-            </w:r>
-          </w:p>
-        </w:tc>
-        <w:tc>
-          <w:tcPr>
-            <w:tcW w:type="dxa" w:w="1440"/>
-          </w:tcPr>
-          <w:p>
-            <w:r>
-              <w:rPr>
-                <w:sz w:val="18"/>
-              </w:rPr>
-              <w:t>low</w:t>
-            </w:r>
-          </w:p>
-        </w:tc>
-        <w:tc>
-          <w:tcPr>
-            <w:tcW w:type="dxa" w:w="1440"/>
-          </w:tcPr>
-          <w:p>
-            <w:r>
-              <w:rPr>
-                <w:sz w:val="18"/>
-              </w:rPr>
-              <w:t>(없음)</w:t>
-            </w:r>
-          </w:p>
-        </w:tc>
-      </w:tr>
-      <w:tr>
-        <w:tc>
-          <w:tcPr>
-            <w:tcW w:type="dxa" w:w="1440"/>
-          </w:tcPr>
-          <w:p>
-            <w:r>
-              <w:rPr>
-                <w:sz w:val="18"/>
-              </w:rPr>
-              <w:t>ABTestManager</w:t>
-            </w:r>
-          </w:p>
-        </w:tc>
-        <w:tc>
-          <w:tcPr>
-            <w:tcW w:type="dxa" w:w="1440"/>
-          </w:tcPr>
-          <w:p>
-            <w:r>
-              <w:rPr>
-                <w:sz w:val="18"/>
-              </w:rPr>
-              <w:t>Core</w:t>
-            </w:r>
-          </w:p>
-        </w:tc>
-        <w:tc>
-          <w:tcPr>
-            <w:tcW w:type="dxa" w:w="1440"/>
-          </w:tcPr>
-          <w:p>
-            <w:r>
-              <w:rPr>
-                <w:sz w:val="18"/>
-              </w:rPr>
-              <w:t>LiveOps</w:t>
-            </w:r>
-          </w:p>
-        </w:tc>
-        <w:tc>
-          <w:tcPr>
-            <w:tcW w:type="dxa" w:w="1440"/>
-          </w:tcPr>
-          <w:p>
-            <w:r>
-              <w:rPr>
-                <w:sz w:val="18"/>
-              </w:rPr>
-              <w:t>Main Coder</w:t>
-            </w:r>
-          </w:p>
-        </w:tc>
-        <w:tc>
-          <w:tcPr>
-            <w:tcW w:type="dxa" w:w="1440"/>
-          </w:tcPr>
-          <w:p>
-            <w:r>
-              <w:rPr>
-                <w:sz w:val="18"/>
-              </w:rPr>
-              <w:t>low</w:t>
-            </w:r>
-          </w:p>
-        </w:tc>
-        <w:tc>
-          <w:tcPr>
-            <w:tcW w:type="dxa" w:w="1440"/>
-          </w:tcPr>
-          <w:p>
-            <w:r>
-              <w:rPr>
-                <w:sz w:val="18"/>
-              </w:rPr>
-              <w:t>RemoteConfigService</w:t>
-            </w:r>
-          </w:p>
-        </w:tc>
-      </w:tr>
-      <w:tr>
-        <w:tc>
-          <w:tcPr>
-            <w:tcW w:type="dxa" w:w="1440"/>
-          </w:tcPr>
-          <w:p>
-            <w:r>
-              <w:rPr>
-                <w:sz w:val="18"/>
-              </w:rPr>
-              <w:t>RemoteConfigService</w:t>
-            </w:r>
-          </w:p>
-        </w:tc>
-        <w:tc>
-          <w:tcPr>
-            <w:tcW w:type="dxa" w:w="1440"/>
-          </w:tcPr>
-          <w:p>
-            <w:r>
-              <w:rPr>
-                <w:sz w:val="18"/>
-              </w:rPr>
-              <w:t>Core</w:t>
-            </w:r>
-          </w:p>
-        </w:tc>
-        <w:tc>
-          <w:tcPr>
-            <w:tcW w:type="dxa" w:w="1440"/>
-          </w:tcPr>
-          <w:p>
-            <w:r>
-              <w:rPr>
-                <w:sz w:val="18"/>
-              </w:rPr>
-              <w:t>LiveOps</w:t>
-            </w:r>
-          </w:p>
-        </w:tc>
-        <w:tc>
-          <w:tcPr>
-            <w:tcW w:type="dxa" w:w="1440"/>
-          </w:tcPr>
-          <w:p>
-            <w:r>
-              <w:rPr>
-                <w:sz w:val="18"/>
-              </w:rPr>
-              <w:t>Main Coder</w:t>
-            </w:r>
-          </w:p>
-        </w:tc>
-        <w:tc>
-          <w:tcPr>
-            <w:tcW w:type="dxa" w:w="1440"/>
-          </w:tcPr>
-          <w:p>
-            <w:r>
-              <w:rPr>
-                <w:sz w:val="18"/>
-              </w:rPr>
-              <w:t>medium</w:t>
-            </w:r>
-          </w:p>
-        </w:tc>
-        <w:tc>
-          <w:tcPr>
-            <w:tcW w:type="dxa" w:w="1440"/>
-          </w:tcPr>
-          <w:p>
-            <w:r>
-              <w:rPr>
-                <w:sz w:val="18"/>
-              </w:rPr>
-              <w:t>(없음)</w:t>
-            </w:r>
-          </w:p>
-        </w:tc>
-      </w:tr>
-      <w:tr>
-        <w:tc>
-          <w:tcPr>
-            <w:tcW w:type="dxa" w:w="1440"/>
-          </w:tcPr>
-          <w:p>
-            <w:r>
-              <w:rPr>
-                <w:sz w:val="18"/>
-              </w:rPr>
-              <w:t>IAPManager</w:t>
-            </w:r>
-          </w:p>
-        </w:tc>
-        <w:tc>
-          <w:tcPr>
-            <w:tcW w:type="dxa" w:w="1440"/>
-          </w:tcPr>
-          <w:p>
-            <w:r>
-              <w:rPr>
-                <w:sz w:val="18"/>
-              </w:rPr>
-              <w:t>Core</w:t>
-            </w:r>
-          </w:p>
-        </w:tc>
-        <w:tc>
-          <w:tcPr>
-            <w:tcW w:type="dxa" w:w="1440"/>
-          </w:tcPr>
-          <w:p>
-            <w:r>
-              <w:rPr>
-                <w:sz w:val="18"/>
-              </w:rPr>
-              <w:t>BM</w:t>
-            </w:r>
-          </w:p>
-        </w:tc>
-        <w:tc>
-          <w:tcPr>
-            <w:tcW w:type="dxa" w:w="1440"/>
-          </w:tcPr>
-          <w:p>
-            <w:r>
-              <w:rPr>
-                <w:sz w:val="18"/>
-              </w:rPr>
-              <w:t>Main Coder</w:t>
-            </w:r>
-          </w:p>
-        </w:tc>
-        <w:tc>
-          <w:tcPr>
-            <w:tcW w:type="dxa" w:w="1440"/>
-          </w:tcPr>
-          <w:p>
-            <w:r>
-              <w:rPr>
-                <w:sz w:val="18"/>
-              </w:rPr>
-              <w:t>medium</w:t>
-            </w:r>
-          </w:p>
-        </w:tc>
-        <w:tc>
-          <w:tcPr>
-            <w:tcW w:type="dxa" w:w="1440"/>
-          </w:tcPr>
-          <w:p>
-            <w:r>
-              <w:rPr>
-                <w:sz w:val="18"/>
-              </w:rPr>
-              <w:t>CurrencyManager</w:t>
-            </w:r>
-          </w:p>
-        </w:tc>
-      </w:tr>
-      <w:tr>
-        <w:tc>
-          <w:tcPr>
-            <w:tcW w:type="dxa" w:w="1440"/>
-          </w:tcPr>
-          <w:p>
-            <w:r>
-              <w:rPr>
-                <w:sz w:val="18"/>
-              </w:rPr>
-              <w:t>AdManager</w:t>
-            </w:r>
-          </w:p>
-        </w:tc>
-        <w:tc>
-          <w:tcPr>
-            <w:tcW w:type="dxa" w:w="1440"/>
-          </w:tcPr>
-          <w:p>
-            <w:r>
-              <w:rPr>
-                <w:sz w:val="18"/>
-              </w:rPr>
-              <w:t>Core</w:t>
-            </w:r>
-          </w:p>
-        </w:tc>
-        <w:tc>
-          <w:tcPr>
-            <w:tcW w:type="dxa" w:w="1440"/>
-          </w:tcPr>
-          <w:p>
-            <w:r>
-              <w:rPr>
-                <w:sz w:val="18"/>
-              </w:rPr>
-              <w:t>BM</w:t>
-            </w:r>
-          </w:p>
-        </w:tc>
-        <w:tc>
-          <w:tcPr>
-            <w:tcW w:type="dxa" w:w="1440"/>
-          </w:tcPr>
-          <w:p>
-            <w:r>
-              <w:rPr>
-                <w:sz w:val="18"/>
-              </w:rPr>
-              <w:t>Main Coder</w:t>
-            </w:r>
-          </w:p>
-        </w:tc>
-        <w:tc>
-          <w:tcPr>
-            <w:tcW w:type="dxa" w:w="1440"/>
-          </w:tcPr>
-          <w:p>
-            <w:r>
-              <w:rPr>
-                <w:sz w:val="18"/>
-              </w:rPr>
-              <w:t>medium</w:t>
-            </w:r>
-          </w:p>
-        </w:tc>
-        <w:tc>
-          <w:tcPr>
-            <w:tcW w:type="dxa" w:w="1440"/>
-          </w:tcPr>
-          <w:p>
-            <w:r>
-              <w:rPr>
-                <w:sz w:val="18"/>
-              </w:rPr>
-              <w:t>(없음)</w:t>
-            </w:r>
-          </w:p>
-        </w:tc>
-      </w:tr>
-    </w:tbl>
-    <w:p/>
     <w:p>
       <w:r>
         <w:rPr>
           <w:b/>
           <w:sz w:val="20"/>
         </w:rPr>
-        <w:t xml:space="preserve">시스템 수: </w:t>
+        <w:t xml:space="preserve">담당: </w:t>
       </w:r>
       <w:r>
         <w:rPr>
           <w:sz w:val="20"/>
         </w:rPr>
-        <w:t>10</w:t>
-      </w:r>
-    </w:p>
-    <w:p>
-      <w:pPr>
-        <w:pStyle w:val="Heading1"/>
-      </w:pPr>
-      <w:r>
-        <w:t>Phase 1: Base Domain Systems</w:t>
-      </w:r>
-    </w:p>
-    <w:p>
-      <w:r>
-        <w:t>코어 메커닉 + 기본 도메인 시스템</w:t>
-      </w:r>
-    </w:p>
-    <w:tbl>
-      <w:tblPr>
-        <w:tblStyle w:val="TableGrid"/>
-        <w:tblW w:type="auto" w:w="0"/>
-        <w:jc w:val="center"/>
-        <w:tblLook w:firstColumn="1" w:firstRow="1" w:lastColumn="0" w:lastRow="0" w:noHBand="0" w:noVBand="1" w:val="04A0"/>
-      </w:tblPr>
-      <w:tblGrid>
-        <w:gridCol w:w="1440"/>
-        <w:gridCol w:w="1440"/>
-        <w:gridCol w:w="1440"/>
-        <w:gridCol w:w="1440"/>
-        <w:gridCol w:w="1440"/>
-        <w:gridCol w:w="1440"/>
-      </w:tblGrid>
-      <w:tr>
-        <w:tc>
-          <w:tcPr>
-            <w:tcW w:type="dxa" w:w="1440"/>
-            <w:shd w:val="clear" w:color="auto" w:fill="4472C4"/>
-          </w:tcPr>
-          <w:p>
-            <w:pPr>
-              <w:jc w:val="center"/>
-            </w:pPr>
-            <w:r>
-              <w:rPr>
-                <w:b/>
-                <w:color w:val="FFFFFF"/>
-                <w:sz w:val="18"/>
-              </w:rPr>
-              <w:t>시스템</w:t>
-            </w:r>
-          </w:p>
-        </w:tc>
-        <w:tc>
-          <w:tcPr>
-            <w:tcW w:type="dxa" w:w="1440"/>
-            <w:shd w:val="clear" w:color="auto" w:fill="4472C4"/>
-          </w:tcPr>
-          <w:p>
-            <w:pPr>
-              <w:jc w:val="center"/>
-            </w:pPr>
-            <w:r>
-              <w:rPr>
-                <w:b/>
-                <w:color w:val="FFFFFF"/>
-                <w:sz w:val="18"/>
-              </w:rPr>
-              <w:t>Layer</w:t>
-            </w:r>
-          </w:p>
-        </w:tc>
-        <w:tc>
-          <w:tcPr>
-            <w:tcW w:type="dxa" w:w="1440"/>
-            <w:shd w:val="clear" w:color="auto" w:fill="4472C4"/>
-          </w:tcPr>
-          <w:p>
-            <w:pPr>
-              <w:jc w:val="center"/>
-            </w:pPr>
-            <w:r>
-              <w:rPr>
-                <w:b/>
-                <w:color w:val="FFFFFF"/>
-                <w:sz w:val="18"/>
-              </w:rPr>
-              <w:t>Domain</w:t>
-            </w:r>
-          </w:p>
-        </w:tc>
-        <w:tc>
-          <w:tcPr>
-            <w:tcW w:type="dxa" w:w="1440"/>
-            <w:shd w:val="clear" w:color="auto" w:fill="4472C4"/>
-          </w:tcPr>
-          <w:p>
-            <w:pPr>
-              <w:jc w:val="center"/>
-            </w:pPr>
-            <w:r>
-              <w:rPr>
-                <w:b/>
-                <w:color w:val="FFFFFF"/>
-                <w:sz w:val="18"/>
-              </w:rPr>
-              <w:t>담당</w:t>
-            </w:r>
-          </w:p>
-        </w:tc>
-        <w:tc>
-          <w:tcPr>
-            <w:tcW w:type="dxa" w:w="1440"/>
-            <w:shd w:val="clear" w:color="auto" w:fill="4472C4"/>
-          </w:tcPr>
-          <w:p>
-            <w:pPr>
-              <w:jc w:val="center"/>
-            </w:pPr>
-            <w:r>
-              <w:rPr>
-                <w:b/>
-                <w:color w:val="FFFFFF"/>
-                <w:sz w:val="18"/>
-              </w:rPr>
-              <w:t>복잡도</w:t>
-            </w:r>
-          </w:p>
-        </w:tc>
-        <w:tc>
-          <w:tcPr>
-            <w:tcW w:type="dxa" w:w="1440"/>
-            <w:shd w:val="clear" w:color="auto" w:fill="4472C4"/>
-          </w:tcPr>
-          <w:p>
-            <w:pPr>
-              <w:jc w:val="center"/>
-            </w:pPr>
-            <w:r>
-              <w:rPr>
-                <w:b/>
-                <w:color w:val="FFFFFF"/>
-                <w:sz w:val="18"/>
-              </w:rPr>
-              <w:t>의존성</w:t>
-            </w:r>
-          </w:p>
-        </w:tc>
-      </w:tr>
-      <w:tr>
-        <w:tc>
-          <w:tcPr>
-            <w:tcW w:type="dxa" w:w="1440"/>
-          </w:tcPr>
-          <w:p>
-            <w:r>
-              <w:rPr>
-                <w:sz w:val="18"/>
-              </w:rPr>
-              <w:t>RailManager</w:t>
-            </w:r>
-          </w:p>
-        </w:tc>
-        <w:tc>
-          <w:tcPr>
-            <w:tcW w:type="dxa" w:w="1440"/>
-          </w:tcPr>
-          <w:p>
-            <w:r>
-              <w:rPr>
-                <w:sz w:val="18"/>
-              </w:rPr>
-              <w:t>Domain</w:t>
-            </w:r>
-          </w:p>
-        </w:tc>
-        <w:tc>
-          <w:tcPr>
-            <w:tcW w:type="dxa" w:w="1440"/>
-          </w:tcPr>
-          <w:p>
-            <w:r>
-              <w:rPr>
-                <w:sz w:val="18"/>
-              </w:rPr>
-              <w:t>InGame</w:t>
-            </w:r>
-          </w:p>
-        </w:tc>
-        <w:tc>
-          <w:tcPr>
-            <w:tcW w:type="dxa" w:w="1440"/>
-          </w:tcPr>
-          <w:p>
-            <w:r>
-              <w:rPr>
-                <w:sz w:val="18"/>
-              </w:rPr>
-              <w:t>Main</w:t>
-            </w:r>
-          </w:p>
-        </w:tc>
-        <w:tc>
-          <w:tcPr>
-            <w:tcW w:type="dxa" w:w="1440"/>
-          </w:tcPr>
-          <w:p>
-            <w:r>
-              <w:rPr>
-                <w:sz w:val="18"/>
-              </w:rPr>
-              <w:t>high</w:t>
-            </w:r>
-          </w:p>
-        </w:tc>
-        <w:tc>
-          <w:tcPr>
-            <w:tcW w:type="dxa" w:w="1440"/>
-          </w:tcPr>
-          <w:p>
-            <w:r>
-              <w:rPr>
-                <w:sz w:val="18"/>
-              </w:rPr>
-              <w:t>LevelDataProvider</w:t>
-            </w:r>
-          </w:p>
-        </w:tc>
-      </w:tr>
-      <w:tr>
-        <w:tc>
-          <w:tcPr>
-            <w:tcW w:type="dxa" w:w="1440"/>
-          </w:tcPr>
-          <w:p>
-            <w:r>
-              <w:rPr>
-                <w:sz w:val="18"/>
-              </w:rPr>
-              <w:t>BalloonController</w:t>
-            </w:r>
-          </w:p>
-        </w:tc>
-        <w:tc>
-          <w:tcPr>
-            <w:tcW w:type="dxa" w:w="1440"/>
-          </w:tcPr>
-          <w:p>
-            <w:r>
-              <w:rPr>
-                <w:sz w:val="18"/>
-              </w:rPr>
-              <w:t>Domain</w:t>
-            </w:r>
-          </w:p>
-        </w:tc>
-        <w:tc>
-          <w:tcPr>
-            <w:tcW w:type="dxa" w:w="1440"/>
-          </w:tcPr>
-          <w:p>
-            <w:r>
-              <w:rPr>
-                <w:sz w:val="18"/>
-              </w:rPr>
-              <w:t>InGame</w:t>
-            </w:r>
-          </w:p>
-        </w:tc>
-        <w:tc>
-          <w:tcPr>
-            <w:tcW w:type="dxa" w:w="1440"/>
-          </w:tcPr>
-          <w:p>
-            <w:r>
-              <w:rPr>
-                <w:sz w:val="18"/>
-              </w:rPr>
-              <w:t>Main</w:t>
-            </w:r>
-          </w:p>
-        </w:tc>
-        <w:tc>
-          <w:tcPr>
-            <w:tcW w:type="dxa" w:w="1440"/>
-          </w:tcPr>
-          <w:p>
-            <w:r>
-              <w:rPr>
-                <w:sz w:val="18"/>
-              </w:rPr>
-              <w:t>high</w:t>
-            </w:r>
-          </w:p>
-        </w:tc>
-        <w:tc>
-          <w:tcPr>
-            <w:tcW w:type="dxa" w:w="1440"/>
-          </w:tcPr>
-          <w:p>
-            <w:r>
-              <w:rPr>
-                <w:sz w:val="18"/>
-              </w:rPr>
-              <w:t>RailManager, ObjectPool</w:t>
-            </w:r>
-          </w:p>
-        </w:tc>
-      </w:tr>
-      <w:tr>
-        <w:tc>
-          <w:tcPr>
-            <w:tcW w:type="dxa" w:w="1440"/>
-          </w:tcPr>
-          <w:p>
-            <w:r>
-              <w:rPr>
-                <w:sz w:val="18"/>
-              </w:rPr>
-              <w:t>DartManager</w:t>
-            </w:r>
-          </w:p>
-        </w:tc>
-        <w:tc>
-          <w:tcPr>
-            <w:tcW w:type="dxa" w:w="1440"/>
-          </w:tcPr>
-          <w:p>
-            <w:r>
-              <w:rPr>
-                <w:sz w:val="18"/>
-              </w:rPr>
-              <w:t>Domain</w:t>
-            </w:r>
-          </w:p>
-        </w:tc>
-        <w:tc>
-          <w:tcPr>
-            <w:tcW w:type="dxa" w:w="1440"/>
-          </w:tcPr>
-          <w:p>
-            <w:r>
-              <w:rPr>
-                <w:sz w:val="18"/>
-              </w:rPr>
-              <w:t>InGame</w:t>
-            </w:r>
-          </w:p>
-        </w:tc>
-        <w:tc>
-          <w:tcPr>
-            <w:tcW w:type="dxa" w:w="1440"/>
-          </w:tcPr>
-          <w:p>
-            <w:r>
-              <w:rPr>
-                <w:sz w:val="18"/>
-              </w:rPr>
-              <w:t>Main</w:t>
-            </w:r>
-          </w:p>
-        </w:tc>
-        <w:tc>
-          <w:tcPr>
-            <w:tcW w:type="dxa" w:w="1440"/>
-          </w:tcPr>
-          <w:p>
-            <w:r>
-              <w:rPr>
-                <w:sz w:val="18"/>
-              </w:rPr>
-              <w:t>high</w:t>
-            </w:r>
-          </w:p>
-        </w:tc>
-        <w:tc>
-          <w:tcPr>
-            <w:tcW w:type="dxa" w:w="1440"/>
-          </w:tcPr>
-          <w:p>
-            <w:r>
-              <w:rPr>
-                <w:sz w:val="18"/>
-              </w:rPr>
-              <w:t>LevelDataProvider, BalloonController, InputHandler</w:t>
-            </w:r>
-          </w:p>
-        </w:tc>
-      </w:tr>
-      <w:tr>
-        <w:tc>
-          <w:tcPr>
-            <w:tcW w:type="dxa" w:w="1440"/>
-          </w:tcPr>
-          <w:p>
-            <w:r>
-              <w:rPr>
-                <w:sz w:val="18"/>
-              </w:rPr>
-              <w:t>PopProcessor</w:t>
-            </w:r>
-          </w:p>
-        </w:tc>
-        <w:tc>
-          <w:tcPr>
-            <w:tcW w:type="dxa" w:w="1440"/>
-          </w:tcPr>
-          <w:p>
-            <w:r>
-              <w:rPr>
-                <w:sz w:val="18"/>
-              </w:rPr>
-              <w:t>Domain</w:t>
-            </w:r>
-          </w:p>
-        </w:tc>
-        <w:tc>
-          <w:tcPr>
-            <w:tcW w:type="dxa" w:w="1440"/>
-          </w:tcPr>
-          <w:p>
-            <w:r>
-              <w:rPr>
-                <w:sz w:val="18"/>
-              </w:rPr>
-              <w:t>InGame</w:t>
-            </w:r>
-          </w:p>
-        </w:tc>
-        <w:tc>
-          <w:tcPr>
-            <w:tcW w:type="dxa" w:w="1440"/>
-          </w:tcPr>
-          <w:p>
-            <w:r>
-              <w:rPr>
-                <w:sz w:val="18"/>
-              </w:rPr>
-              <w:t>Main</w:t>
-            </w:r>
-          </w:p>
-        </w:tc>
-        <w:tc>
-          <w:tcPr>
-            <w:tcW w:type="dxa" w:w="1440"/>
-          </w:tcPr>
-          <w:p>
-            <w:r>
-              <w:rPr>
-                <w:sz w:val="18"/>
-              </w:rPr>
-              <w:t>high</w:t>
-            </w:r>
-          </w:p>
-        </w:tc>
-        <w:tc>
-          <w:tcPr>
-            <w:tcW w:type="dxa" w:w="1440"/>
-          </w:tcPr>
-          <w:p>
-            <w:r>
-              <w:rPr>
-                <w:sz w:val="18"/>
-              </w:rPr>
-              <w:t>BalloonController, ComboCalculator</w:t>
-            </w:r>
-          </w:p>
-        </w:tc>
-      </w:tr>
-      <w:tr>
-        <w:tc>
-          <w:tcPr>
-            <w:tcW w:type="dxa" w:w="1440"/>
-          </w:tcPr>
-          <w:p>
-            <w:r>
-              <w:rPr>
-                <w:sz w:val="18"/>
-              </w:rPr>
-              <w:t>LevelManager</w:t>
-            </w:r>
-          </w:p>
-        </w:tc>
-        <w:tc>
-          <w:tcPr>
-            <w:tcW w:type="dxa" w:w="1440"/>
-          </w:tcPr>
-          <w:p>
-            <w:r>
-              <w:rPr>
-                <w:sz w:val="18"/>
-              </w:rPr>
-              <w:t>Domain</w:t>
-            </w:r>
-          </w:p>
-        </w:tc>
-        <w:tc>
-          <w:tcPr>
-            <w:tcW w:type="dxa" w:w="1440"/>
-          </w:tcPr>
-          <w:p>
-            <w:r>
-              <w:rPr>
-                <w:sz w:val="18"/>
-              </w:rPr>
-              <w:t>Content</w:t>
-            </w:r>
-          </w:p>
-        </w:tc>
-        <w:tc>
-          <w:tcPr>
-            <w:tcW w:type="dxa" w:w="1440"/>
-          </w:tcPr>
-          <w:p>
-            <w:r>
-              <w:rPr>
-                <w:sz w:val="18"/>
-              </w:rPr>
-              <w:t>Main</w:t>
-            </w:r>
-          </w:p>
-        </w:tc>
-        <w:tc>
-          <w:tcPr>
-            <w:tcW w:type="dxa" w:w="1440"/>
-          </w:tcPr>
-          <w:p>
-            <w:r>
-              <w:rPr>
-                <w:sz w:val="18"/>
-              </w:rPr>
-              <w:t>high</w:t>
-            </w:r>
-          </w:p>
-        </w:tc>
-        <w:tc>
-          <w:tcPr>
-            <w:tcW w:type="dxa" w:w="1440"/>
-          </w:tcPr>
-          <w:p>
-            <w:r>
-              <w:rPr>
-                <w:sz w:val="18"/>
-              </w:rPr>
-              <w:t>LevelDataProvider, ScoreManager, LifeManager, CurrencyManager</w:t>
-            </w:r>
-          </w:p>
-        </w:tc>
-      </w:tr>
-      <w:tr>
-        <w:tc>
-          <w:tcPr>
-            <w:tcW w:type="dxa" w:w="1440"/>
-          </w:tcPr>
-          <w:p>
-            <w:r>
-              <w:rPr>
-                <w:sz w:val="18"/>
-              </w:rPr>
-              <w:t>ComboCalculator</w:t>
-            </w:r>
-          </w:p>
-        </w:tc>
-        <w:tc>
-          <w:tcPr>
-            <w:tcW w:type="dxa" w:w="1440"/>
-          </w:tcPr>
-          <w:p>
-            <w:r>
-              <w:rPr>
-                <w:sz w:val="18"/>
-              </w:rPr>
-              <w:t>Domain</w:t>
-            </w:r>
-          </w:p>
-        </w:tc>
-        <w:tc>
-          <w:tcPr>
-            <w:tcW w:type="dxa" w:w="1440"/>
-          </w:tcPr>
-          <w:p>
-            <w:r>
-              <w:rPr>
-                <w:sz w:val="18"/>
-              </w:rPr>
-              <w:t>InGame</w:t>
-            </w:r>
-          </w:p>
-        </w:tc>
-        <w:tc>
-          <w:tcPr>
-            <w:tcW w:type="dxa" w:w="1440"/>
-          </w:tcPr>
-          <w:p>
-            <w:r>
-              <w:rPr>
-                <w:sz w:val="18"/>
-              </w:rPr>
-              <w:t>SubA</w:t>
-            </w:r>
-          </w:p>
-        </w:tc>
-        <w:tc>
-          <w:tcPr>
-            <w:tcW w:type="dxa" w:w="1440"/>
-          </w:tcPr>
-          <w:p>
-            <w:r>
-              <w:rPr>
-                <w:sz w:val="18"/>
-              </w:rPr>
-              <w:t>low</w:t>
-            </w:r>
-          </w:p>
-        </w:tc>
-        <w:tc>
-          <w:tcPr>
-            <w:tcW w:type="dxa" w:w="1440"/>
-          </w:tcPr>
-          <w:p>
-            <w:r>
-              <w:rPr>
-                <w:sz w:val="18"/>
-              </w:rPr>
-              <w:t>(없음)</w:t>
-            </w:r>
-          </w:p>
-        </w:tc>
-      </w:tr>
-      <w:tr>
-        <w:tc>
-          <w:tcPr>
-            <w:tcW w:type="dxa" w:w="1440"/>
-          </w:tcPr>
-          <w:p>
-            <w:r>
-              <w:rPr>
-                <w:sz w:val="18"/>
-              </w:rPr>
-              <w:t>BoardStateManager</w:t>
-            </w:r>
-          </w:p>
-        </w:tc>
-        <w:tc>
-          <w:tcPr>
-            <w:tcW w:type="dxa" w:w="1440"/>
-          </w:tcPr>
-          <w:p>
-            <w:r>
-              <w:rPr>
-                <w:sz w:val="18"/>
-              </w:rPr>
-              <w:t>Domain</w:t>
-            </w:r>
-          </w:p>
-        </w:tc>
-        <w:tc>
-          <w:tcPr>
-            <w:tcW w:type="dxa" w:w="1440"/>
-          </w:tcPr>
-          <w:p>
-            <w:r>
-              <w:rPr>
-                <w:sz w:val="18"/>
-              </w:rPr>
-              <w:t>InGame</w:t>
-            </w:r>
-          </w:p>
-        </w:tc>
-        <w:tc>
-          <w:tcPr>
-            <w:tcW w:type="dxa" w:w="1440"/>
-          </w:tcPr>
-          <w:p>
-            <w:r>
-              <w:rPr>
-                <w:sz w:val="18"/>
-              </w:rPr>
-              <w:t>SubA</w:t>
-            </w:r>
-          </w:p>
-        </w:tc>
-        <w:tc>
-          <w:tcPr>
-            <w:tcW w:type="dxa" w:w="1440"/>
-          </w:tcPr>
-          <w:p>
-            <w:r>
-              <w:rPr>
-                <w:sz w:val="18"/>
-              </w:rPr>
-              <w:t>medium</w:t>
-            </w:r>
-          </w:p>
-        </w:tc>
-        <w:tc>
-          <w:tcPr>
-            <w:tcW w:type="dxa" w:w="1440"/>
-          </w:tcPr>
-          <w:p>
-            <w:r>
-              <w:rPr>
-                <w:sz w:val="18"/>
-              </w:rPr>
-              <w:t>RailManager, BalloonController</w:t>
-            </w:r>
-          </w:p>
-        </w:tc>
-      </w:tr>
-      <w:tr>
-        <w:tc>
-          <w:tcPr>
-            <w:tcW w:type="dxa" w:w="1440"/>
-          </w:tcPr>
-          <w:p>
-            <w:r>
-              <w:rPr>
-                <w:sz w:val="18"/>
-              </w:rPr>
-              <w:t>LevelDataProvider</w:t>
-            </w:r>
-          </w:p>
-        </w:tc>
-        <w:tc>
-          <w:tcPr>
-            <w:tcW w:type="dxa" w:w="1440"/>
-          </w:tcPr>
-          <w:p>
-            <w:r>
-              <w:rPr>
-                <w:sz w:val="18"/>
-              </w:rPr>
-              <w:t>Domain</w:t>
-            </w:r>
-          </w:p>
-        </w:tc>
-        <w:tc>
-          <w:tcPr>
-            <w:tcW w:type="dxa" w:w="1440"/>
-          </w:tcPr>
-          <w:p>
-            <w:r>
-              <w:rPr>
-                <w:sz w:val="18"/>
-              </w:rPr>
-              <w:t>Content</w:t>
-            </w:r>
-          </w:p>
-        </w:tc>
-        <w:tc>
-          <w:tcPr>
-            <w:tcW w:type="dxa" w:w="1440"/>
-          </w:tcPr>
-          <w:p>
-            <w:r>
-              <w:rPr>
-                <w:sz w:val="18"/>
-              </w:rPr>
-              <w:t>SubA</w:t>
-            </w:r>
-          </w:p>
-        </w:tc>
-        <w:tc>
-          <w:tcPr>
-            <w:tcW w:type="dxa" w:w="1440"/>
-          </w:tcPr>
-          <w:p>
-            <w:r>
-              <w:rPr>
-                <w:sz w:val="18"/>
-              </w:rPr>
-              <w:t>medium</w:t>
-            </w:r>
-          </w:p>
-        </w:tc>
-        <w:tc>
-          <w:tcPr>
-            <w:tcW w:type="dxa" w:w="1440"/>
-          </w:tcPr>
-          <w:p>
-            <w:r>
-              <w:rPr>
-                <w:sz w:val="18"/>
-              </w:rPr>
-              <w:t>(없음)</w:t>
-            </w:r>
-          </w:p>
-        </w:tc>
-      </w:tr>
-      <w:tr>
-        <w:tc>
-          <w:tcPr>
-            <w:tcW w:type="dxa" w:w="1440"/>
-          </w:tcPr>
-          <w:p>
-            <w:r>
-              <w:rPr>
-                <w:sz w:val="18"/>
-              </w:rPr>
-              <w:t>LifeManager</w:t>
-            </w:r>
-          </w:p>
-        </w:tc>
-        <w:tc>
-          <w:tcPr>
-            <w:tcW w:type="dxa" w:w="1440"/>
-          </w:tcPr>
-          <w:p>
-            <w:r>
-              <w:rPr>
-                <w:sz w:val="18"/>
-              </w:rPr>
-              <w:t>Domain</w:t>
-            </w:r>
-          </w:p>
-        </w:tc>
-        <w:tc>
-          <w:tcPr>
-            <w:tcW w:type="dxa" w:w="1440"/>
-          </w:tcPr>
-          <w:p>
-            <w:r>
-              <w:rPr>
-                <w:sz w:val="18"/>
-              </w:rPr>
-              <w:t>OutGame</w:t>
-            </w:r>
-          </w:p>
-        </w:tc>
-        <w:tc>
-          <w:tcPr>
-            <w:tcW w:type="dxa" w:w="1440"/>
-          </w:tcPr>
-          <w:p>
-            <w:r>
-              <w:rPr>
-                <w:sz w:val="18"/>
-              </w:rPr>
-              <w:t>SubA</w:t>
-            </w:r>
-          </w:p>
-        </w:tc>
-        <w:tc>
-          <w:tcPr>
-            <w:tcW w:type="dxa" w:w="1440"/>
-          </w:tcPr>
-          <w:p>
-            <w:r>
-              <w:rPr>
-                <w:sz w:val="18"/>
-              </w:rPr>
-              <w:t>medium</w:t>
-            </w:r>
-          </w:p>
-        </w:tc>
-        <w:tc>
-          <w:tcPr>
-            <w:tcW w:type="dxa" w:w="1440"/>
-          </w:tcPr>
-          <w:p>
-            <w:r>
-              <w:rPr>
-                <w:sz w:val="18"/>
-              </w:rPr>
-              <w:t>CurrencyManager</w:t>
-            </w:r>
-          </w:p>
-        </w:tc>
-      </w:tr>
-      <w:tr>
-        <w:tc>
-          <w:tcPr>
-            <w:tcW w:type="dxa" w:w="1440"/>
-          </w:tcPr>
-          <w:p>
-            <w:r>
-              <w:rPr>
-                <w:sz w:val="18"/>
-              </w:rPr>
-              <w:t>DailyRewardManager</w:t>
-            </w:r>
-          </w:p>
-        </w:tc>
-        <w:tc>
-          <w:tcPr>
-            <w:tcW w:type="dxa" w:w="1440"/>
-          </w:tcPr>
-          <w:p>
-            <w:r>
-              <w:rPr>
-                <w:sz w:val="18"/>
-              </w:rPr>
-              <w:t>Domain</w:t>
-            </w:r>
-          </w:p>
-        </w:tc>
-        <w:tc>
-          <w:tcPr>
-            <w:tcW w:type="dxa" w:w="1440"/>
-          </w:tcPr>
-          <w:p>
-            <w:r>
-              <w:rPr>
-                <w:sz w:val="18"/>
-              </w:rPr>
-              <w:t>OutGame</w:t>
-            </w:r>
-          </w:p>
-        </w:tc>
-        <w:tc>
-          <w:tcPr>
-            <w:tcW w:type="dxa" w:w="1440"/>
-          </w:tcPr>
-          <w:p>
-            <w:r>
-              <w:rPr>
-                <w:sz w:val="18"/>
-              </w:rPr>
-              <w:t>SubA</w:t>
-            </w:r>
-          </w:p>
-        </w:tc>
-        <w:tc>
-          <w:tcPr>
-            <w:tcW w:type="dxa" w:w="1440"/>
-          </w:tcPr>
-          <w:p>
-            <w:r>
-              <w:rPr>
-                <w:sz w:val="18"/>
-              </w:rPr>
-              <w:t>low</w:t>
-            </w:r>
-          </w:p>
-        </w:tc>
-        <w:tc>
-          <w:tcPr>
-            <w:tcW w:type="dxa" w:w="1440"/>
-          </w:tcPr>
-          <w:p>
-            <w:r>
-              <w:rPr>
-                <w:sz w:val="18"/>
-              </w:rPr>
-              <w:t>CurrencyManager, BoosterManager</w:t>
-            </w:r>
-          </w:p>
-        </w:tc>
-      </w:tr>
-      <w:tr>
-        <w:tc>
-          <w:tcPr>
-            <w:tcW w:type="dxa" w:w="1440"/>
-          </w:tcPr>
-          <w:p>
-            <w:r>
-              <w:rPr>
-                <w:sz w:val="18"/>
-              </w:rPr>
-              <w:t>DifficultyCalculator</w:t>
-            </w:r>
-          </w:p>
-        </w:tc>
-        <w:tc>
-          <w:tcPr>
-            <w:tcW w:type="dxa" w:w="1440"/>
-          </w:tcPr>
-          <w:p>
-            <w:r>
-              <w:rPr>
-                <w:sz w:val="18"/>
-              </w:rPr>
-              <w:t>Domain</w:t>
-            </w:r>
-          </w:p>
-        </w:tc>
-        <w:tc>
-          <w:tcPr>
-            <w:tcW w:type="dxa" w:w="1440"/>
-          </w:tcPr>
-          <w:p>
-            <w:r>
-              <w:rPr>
-                <w:sz w:val="18"/>
-              </w:rPr>
-              <w:t>Balance</w:t>
-            </w:r>
-          </w:p>
-        </w:tc>
-        <w:tc>
-          <w:tcPr>
-            <w:tcW w:type="dxa" w:w="1440"/>
-          </w:tcPr>
-          <w:p>
-            <w:r>
-              <w:rPr>
-                <w:sz w:val="18"/>
-              </w:rPr>
-              <w:t>SubB</w:t>
-            </w:r>
-          </w:p>
-        </w:tc>
-        <w:tc>
-          <w:tcPr>
-            <w:tcW w:type="dxa" w:w="1440"/>
-          </w:tcPr>
-          <w:p>
-            <w:r>
-              <w:rPr>
-                <w:sz w:val="18"/>
-              </w:rPr>
-              <w:t>medium</w:t>
-            </w:r>
-          </w:p>
-        </w:tc>
-        <w:tc>
-          <w:tcPr>
-            <w:tcW w:type="dxa" w:w="1440"/>
-          </w:tcPr>
-          <w:p>
-            <w:r>
-              <w:rPr>
-                <w:sz w:val="18"/>
-              </w:rPr>
-              <w:t>LevelDataProvider</w:t>
-            </w:r>
-          </w:p>
-        </w:tc>
-      </w:tr>
-      <w:tr>
-        <w:tc>
-          <w:tcPr>
-            <w:tcW w:type="dxa" w:w="1440"/>
-          </w:tcPr>
-          <w:p>
-            <w:r>
-              <w:rPr>
-                <w:sz w:val="18"/>
-              </w:rPr>
-              <w:t>BalanceProcessor</w:t>
-            </w:r>
-          </w:p>
-        </w:tc>
-        <w:tc>
-          <w:tcPr>
-            <w:tcW w:type="dxa" w:w="1440"/>
-          </w:tcPr>
-          <w:p>
-            <w:r>
-              <w:rPr>
-                <w:sz w:val="18"/>
-              </w:rPr>
-              <w:t>Domain</w:t>
-            </w:r>
-          </w:p>
-        </w:tc>
-        <w:tc>
-          <w:tcPr>
-            <w:tcW w:type="dxa" w:w="1440"/>
-          </w:tcPr>
-          <w:p>
-            <w:r>
-              <w:rPr>
-                <w:sz w:val="18"/>
-              </w:rPr>
-              <w:t>Balance</w:t>
-            </w:r>
-          </w:p>
-        </w:tc>
-        <w:tc>
-          <w:tcPr>
-            <w:tcW w:type="dxa" w:w="1440"/>
-          </w:tcPr>
-          <w:p>
-            <w:r>
-              <w:rPr>
-                <w:sz w:val="18"/>
-              </w:rPr>
-              <w:t>SubB</w:t>
-            </w:r>
-          </w:p>
-        </w:tc>
-        <w:tc>
-          <w:tcPr>
-            <w:tcW w:type="dxa" w:w="1440"/>
-          </w:tcPr>
-          <w:p>
-            <w:r>
-              <w:rPr>
-                <w:sz w:val="18"/>
-              </w:rPr>
-              <w:t>medium</w:t>
-            </w:r>
-          </w:p>
-        </w:tc>
-        <w:tc>
-          <w:tcPr>
-            <w:tcW w:type="dxa" w:w="1440"/>
-          </w:tcPr>
-          <w:p>
-            <w:r>
-              <w:rPr>
-                <w:sz w:val="18"/>
-              </w:rPr>
-              <w:t>LevelManager</w:t>
-            </w:r>
-          </w:p>
-        </w:tc>
-      </w:tr>
-      <w:tr>
-        <w:tc>
-          <w:tcPr>
-            <w:tcW w:type="dxa" w:w="1440"/>
-          </w:tcPr>
-          <w:p>
-            <w:r>
-              <w:rPr>
-                <w:sz w:val="18"/>
-              </w:rPr>
-              <w:t>ClearRateValidator</w:t>
-            </w:r>
-          </w:p>
-        </w:tc>
-        <w:tc>
-          <w:tcPr>
-            <w:tcW w:type="dxa" w:w="1440"/>
-          </w:tcPr>
-          <w:p>
-            <w:r>
-              <w:rPr>
-                <w:sz w:val="18"/>
-              </w:rPr>
-              <w:t>Domain</w:t>
-            </w:r>
-          </w:p>
-        </w:tc>
-        <w:tc>
-          <w:tcPr>
-            <w:tcW w:type="dxa" w:w="1440"/>
-          </w:tcPr>
-          <w:p>
-            <w:r>
-              <w:rPr>
-                <w:sz w:val="18"/>
-              </w:rPr>
-              <w:t>Balance</w:t>
-            </w:r>
-          </w:p>
-        </w:tc>
-        <w:tc>
-          <w:tcPr>
-            <w:tcW w:type="dxa" w:w="1440"/>
-          </w:tcPr>
-          <w:p>
-            <w:r>
-              <w:rPr>
-                <w:sz w:val="18"/>
-              </w:rPr>
-              <w:t>SubB</w:t>
-            </w:r>
-          </w:p>
-        </w:tc>
-        <w:tc>
-          <w:tcPr>
-            <w:tcW w:type="dxa" w:w="1440"/>
-          </w:tcPr>
-          <w:p>
-            <w:r>
-              <w:rPr>
-                <w:sz w:val="18"/>
-              </w:rPr>
-              <w:t>low</w:t>
-            </w:r>
-          </w:p>
-        </w:tc>
-        <w:tc>
-          <w:tcPr>
-            <w:tcW w:type="dxa" w:w="1440"/>
-          </w:tcPr>
-          <w:p>
-            <w:r>
-              <w:rPr>
-                <w:sz w:val="18"/>
-              </w:rPr>
-              <w:t>BalanceProcessor</w:t>
-            </w:r>
-          </w:p>
-        </w:tc>
-      </w:tr>
-      <w:tr>
-        <w:tc>
-          <w:tcPr>
-            <w:tcW w:type="dxa" w:w="1440"/>
-          </w:tcPr>
-          <w:p>
-            <w:r>
-              <w:rPr>
-                <w:sz w:val="18"/>
-              </w:rPr>
-              <w:t>BoosterManager</w:t>
-            </w:r>
-          </w:p>
-        </w:tc>
-        <w:tc>
-          <w:tcPr>
-            <w:tcW w:type="dxa" w:w="1440"/>
-          </w:tcPr>
-          <w:p>
-            <w:r>
-              <w:rPr>
-                <w:sz w:val="18"/>
-              </w:rPr>
-              <w:t>Domain</w:t>
-            </w:r>
-          </w:p>
-        </w:tc>
-        <w:tc>
-          <w:tcPr>
-            <w:tcW w:type="dxa" w:w="1440"/>
-          </w:tcPr>
-          <w:p>
-            <w:r>
-              <w:rPr>
-                <w:sz w:val="18"/>
-              </w:rPr>
-              <w:t>OutGame</w:t>
-            </w:r>
-          </w:p>
-        </w:tc>
-        <w:tc>
-          <w:tcPr>
-            <w:tcW w:type="dxa" w:w="1440"/>
-          </w:tcPr>
-          <w:p>
-            <w:r>
-              <w:rPr>
-                <w:sz w:val="18"/>
-              </w:rPr>
-              <w:t>SubB</w:t>
-            </w:r>
-          </w:p>
-        </w:tc>
-        <w:tc>
-          <w:tcPr>
-            <w:tcW w:type="dxa" w:w="1440"/>
-          </w:tcPr>
-          <w:p>
-            <w:r>
-              <w:rPr>
-                <w:sz w:val="18"/>
-              </w:rPr>
-              <w:t>medium</w:t>
-            </w:r>
-          </w:p>
-        </w:tc>
-        <w:tc>
-          <w:tcPr>
-            <w:tcW w:type="dxa" w:w="1440"/>
-          </w:tcPr>
-          <w:p>
-            <w:r>
-              <w:rPr>
-                <w:sz w:val="18"/>
-              </w:rPr>
-              <w:t>CurrencyManager</w:t>
-            </w:r>
-          </w:p>
-        </w:tc>
-      </w:tr>
-      <w:tr>
-        <w:tc>
-          <w:tcPr>
-            <w:tcW w:type="dxa" w:w="1440"/>
-          </w:tcPr>
-          <w:p>
-            <w:r>
-              <w:rPr>
-                <w:sz w:val="18"/>
-              </w:rPr>
-              <w:t>ContinueHandler</w:t>
-            </w:r>
-          </w:p>
-        </w:tc>
-        <w:tc>
-          <w:tcPr>
-            <w:tcW w:type="dxa" w:w="1440"/>
-          </w:tcPr>
-          <w:p>
-            <w:r>
-              <w:rPr>
-                <w:sz w:val="18"/>
-              </w:rPr>
-              <w:t>Domain</w:t>
-            </w:r>
-          </w:p>
-        </w:tc>
-        <w:tc>
-          <w:tcPr>
-            <w:tcW w:type="dxa" w:w="1440"/>
-          </w:tcPr>
-          <w:p>
-            <w:r>
-              <w:rPr>
-                <w:sz w:val="18"/>
-              </w:rPr>
-              <w:t>OutGame</w:t>
-            </w:r>
-          </w:p>
-        </w:tc>
-        <w:tc>
-          <w:tcPr>
-            <w:tcW w:type="dxa" w:w="1440"/>
-          </w:tcPr>
-          <w:p>
-            <w:r>
-              <w:rPr>
-                <w:sz w:val="18"/>
-              </w:rPr>
-              <w:t>SubB</w:t>
-            </w:r>
-          </w:p>
-        </w:tc>
-        <w:tc>
-          <w:tcPr>
-            <w:tcW w:type="dxa" w:w="1440"/>
-          </w:tcPr>
-          <w:p>
-            <w:r>
-              <w:rPr>
-                <w:sz w:val="18"/>
-              </w:rPr>
-              <w:t>medium</w:t>
-            </w:r>
-          </w:p>
-        </w:tc>
-        <w:tc>
-          <w:tcPr>
-            <w:tcW w:type="dxa" w:w="1440"/>
-          </w:tcPr>
-          <w:p>
-            <w:r>
-              <w:rPr>
-                <w:sz w:val="18"/>
-              </w:rPr>
-              <w:t>CurrencyManager, AdManager, DartManager</w:t>
-            </w:r>
-          </w:p>
-        </w:tc>
-      </w:tr>
-    </w:tbl>
-    <w:p/>
-    <w:p>
-      <w:r>
-        <w:rPr>
-          <w:b/>
-          <w:sz w:val="20"/>
-        </w:rPr>
-        <w:t xml:space="preserve">시스템 수: </w:t>
-      </w:r>
-      <w:r>
-        <w:rPr>
-          <w:sz w:val="20"/>
-        </w:rPr>
-        <w:t>15</w:t>
-      </w:r>
-    </w:p>
-    <w:p>
-      <w:pPr>
-        <w:pStyle w:val="Heading1"/>
-      </w:pPr>
-      <w:r>
-        <w:t>Phase 2: Upper Domain Systems</w:t>
-      </w:r>
-    </w:p>
-    <w:p>
-      <w:r>
-        <w:t>상위 도메인 + 메타/소셜/BM 시스템</w:t>
-      </w:r>
-    </w:p>
-    <w:tbl>
-      <w:tblPr>
-        <w:tblStyle w:val="TableGrid"/>
-        <w:tblW w:type="auto" w:w="0"/>
-        <w:jc w:val="center"/>
-        <w:tblLook w:firstColumn="1" w:firstRow="1" w:lastColumn="0" w:lastRow="0" w:noHBand="0" w:noVBand="1" w:val="04A0"/>
-      </w:tblPr>
-      <w:tblGrid>
-        <w:gridCol w:w="1440"/>
-        <w:gridCol w:w="1440"/>
-        <w:gridCol w:w="1440"/>
-        <w:gridCol w:w="1440"/>
-        <w:gridCol w:w="1440"/>
-        <w:gridCol w:w="1440"/>
-      </w:tblGrid>
-      <w:tr>
-        <w:tc>
-          <w:tcPr>
-            <w:tcW w:type="dxa" w:w="1440"/>
-            <w:shd w:val="clear" w:color="auto" w:fill="4472C4"/>
-          </w:tcPr>
-          <w:p>
-            <w:pPr>
-              <w:jc w:val="center"/>
-            </w:pPr>
-            <w:r>
-              <w:rPr>
-                <w:b/>
-                <w:color w:val="FFFFFF"/>
-                <w:sz w:val="18"/>
-              </w:rPr>
-              <w:t>시스템</w:t>
-            </w:r>
-          </w:p>
-        </w:tc>
-        <w:tc>
-          <w:tcPr>
-            <w:tcW w:type="dxa" w:w="1440"/>
-            <w:shd w:val="clear" w:color="auto" w:fill="4472C4"/>
-          </w:tcPr>
-          <w:p>
-            <w:pPr>
-              <w:jc w:val="center"/>
-            </w:pPr>
-            <w:r>
-              <w:rPr>
-                <w:b/>
-                <w:color w:val="FFFFFF"/>
-                <w:sz w:val="18"/>
-              </w:rPr>
-              <w:t>Layer</w:t>
-            </w:r>
-          </w:p>
-        </w:tc>
-        <w:tc>
-          <w:tcPr>
-            <w:tcW w:type="dxa" w:w="1440"/>
-            <w:shd w:val="clear" w:color="auto" w:fill="4472C4"/>
-          </w:tcPr>
-          <w:p>
-            <w:pPr>
-              <w:jc w:val="center"/>
-            </w:pPr>
-            <w:r>
-              <w:rPr>
-                <w:b/>
-                <w:color w:val="FFFFFF"/>
-                <w:sz w:val="18"/>
-              </w:rPr>
-              <w:t>Domain</w:t>
-            </w:r>
-          </w:p>
-        </w:tc>
-        <w:tc>
-          <w:tcPr>
-            <w:tcW w:type="dxa" w:w="1440"/>
-            <w:shd w:val="clear" w:color="auto" w:fill="4472C4"/>
-          </w:tcPr>
-          <w:p>
-            <w:pPr>
-              <w:jc w:val="center"/>
-            </w:pPr>
-            <w:r>
-              <w:rPr>
-                <w:b/>
-                <w:color w:val="FFFFFF"/>
-                <w:sz w:val="18"/>
-              </w:rPr>
-              <w:t>담당</w:t>
-            </w:r>
-          </w:p>
-        </w:tc>
-        <w:tc>
-          <w:tcPr>
-            <w:tcW w:type="dxa" w:w="1440"/>
-            <w:shd w:val="clear" w:color="auto" w:fill="4472C4"/>
-          </w:tcPr>
-          <w:p>
-            <w:pPr>
-              <w:jc w:val="center"/>
-            </w:pPr>
-            <w:r>
-              <w:rPr>
-                <w:b/>
-                <w:color w:val="FFFFFF"/>
-                <w:sz w:val="18"/>
-              </w:rPr>
-              <w:t>복잡도</w:t>
-            </w:r>
-          </w:p>
-        </w:tc>
-        <w:tc>
-          <w:tcPr>
-            <w:tcW w:type="dxa" w:w="1440"/>
-            <w:shd w:val="clear" w:color="auto" w:fill="4472C4"/>
-          </w:tcPr>
-          <w:p>
-            <w:pPr>
-              <w:jc w:val="center"/>
-            </w:pPr>
-            <w:r>
-              <w:rPr>
-                <w:b/>
-                <w:color w:val="FFFFFF"/>
-                <w:sz w:val="18"/>
-              </w:rPr>
-              <w:t>의존성</w:t>
-            </w:r>
-          </w:p>
-        </w:tc>
-      </w:tr>
-      <w:tr>
-        <w:tc>
-          <w:tcPr>
-            <w:tcW w:type="dxa" w:w="1440"/>
-          </w:tcPr>
-          <w:p>
-            <w:r>
-              <w:rPr>
-                <w:sz w:val="18"/>
-              </w:rPr>
-              <w:t>ChapterManager</w:t>
-            </w:r>
-          </w:p>
-        </w:tc>
-        <w:tc>
-          <w:tcPr>
-            <w:tcW w:type="dxa" w:w="1440"/>
-          </w:tcPr>
-          <w:p>
-            <w:r>
-              <w:rPr>
-                <w:sz w:val="18"/>
-              </w:rPr>
-              <w:t>Domain</w:t>
-            </w:r>
-          </w:p>
-        </w:tc>
-        <w:tc>
-          <w:tcPr>
-            <w:tcW w:type="dxa" w:w="1440"/>
-          </w:tcPr>
-          <w:p>
-            <w:r>
-              <w:rPr>
-                <w:sz w:val="18"/>
-              </w:rPr>
-              <w:t>Content</w:t>
-            </w:r>
-          </w:p>
-        </w:tc>
-        <w:tc>
-          <w:tcPr>
-            <w:tcW w:type="dxa" w:w="1440"/>
-          </w:tcPr>
-          <w:p>
-            <w:r>
-              <w:rPr>
-                <w:sz w:val="18"/>
-              </w:rPr>
-              <w:t>Main</w:t>
-            </w:r>
-          </w:p>
-        </w:tc>
-        <w:tc>
-          <w:tcPr>
-            <w:tcW w:type="dxa" w:w="1440"/>
-          </w:tcPr>
-          <w:p>
-            <w:r>
-              <w:rPr>
-                <w:sz w:val="18"/>
-              </w:rPr>
-              <w:t>medium</w:t>
-            </w:r>
-          </w:p>
-        </w:tc>
-        <w:tc>
-          <w:tcPr>
-            <w:tcW w:type="dxa" w:w="1440"/>
-          </w:tcPr>
-          <w:p>
-            <w:r>
-              <w:rPr>
-                <w:sz w:val="18"/>
-              </w:rPr>
-              <w:t>StarManager, LevelManager</w:t>
-            </w:r>
-          </w:p>
-        </w:tc>
-      </w:tr>
-      <w:tr>
-        <w:tc>
-          <w:tcPr>
-            <w:tcW w:type="dxa" w:w="1440"/>
-          </w:tcPr>
-          <w:p>
-            <w:r>
-              <w:rPr>
-                <w:sz w:val="18"/>
-              </w:rPr>
-              <w:t>GimmickManager</w:t>
-            </w:r>
-          </w:p>
-        </w:tc>
-        <w:tc>
-          <w:tcPr>
-            <w:tcW w:type="dxa" w:w="1440"/>
-          </w:tcPr>
-          <w:p>
-            <w:r>
-              <w:rPr>
-                <w:sz w:val="18"/>
-              </w:rPr>
-              <w:t>Domain</w:t>
-            </w:r>
-          </w:p>
-        </w:tc>
-        <w:tc>
-          <w:tcPr>
-            <w:tcW w:type="dxa" w:w="1440"/>
-          </w:tcPr>
-          <w:p>
-            <w:r>
-              <w:rPr>
-                <w:sz w:val="18"/>
-              </w:rPr>
-              <w:t>Content</w:t>
-            </w:r>
-          </w:p>
-        </w:tc>
-        <w:tc>
-          <w:tcPr>
-            <w:tcW w:type="dxa" w:w="1440"/>
-          </w:tcPr>
-          <w:p>
-            <w:r>
-              <w:rPr>
-                <w:sz w:val="18"/>
-              </w:rPr>
-              <w:t>Main</w:t>
-            </w:r>
-          </w:p>
-        </w:tc>
-        <w:tc>
-          <w:tcPr>
-            <w:tcW w:type="dxa" w:w="1440"/>
-          </w:tcPr>
-          <w:p>
-            <w:r>
-              <w:rPr>
-                <w:sz w:val="18"/>
-              </w:rPr>
-              <w:t>medium</w:t>
-            </w:r>
-          </w:p>
-        </w:tc>
-        <w:tc>
-          <w:tcPr>
-            <w:tcW w:type="dxa" w:w="1440"/>
-          </w:tcPr>
-          <w:p>
-            <w:r>
-              <w:rPr>
-                <w:sz w:val="18"/>
-              </w:rPr>
-              <w:t>LevelDataProvider, LevelManager</w:t>
-            </w:r>
-          </w:p>
-        </w:tc>
-      </w:tr>
-      <w:tr>
-        <w:tc>
-          <w:tcPr>
-            <w:tcW w:type="dxa" w:w="1440"/>
-          </w:tcPr>
-          <w:p>
-            <w:r>
-              <w:rPr>
-                <w:sz w:val="18"/>
-              </w:rPr>
-              <w:t>OfferManager</w:t>
-            </w:r>
-          </w:p>
-        </w:tc>
-        <w:tc>
-          <w:tcPr>
-            <w:tcW w:type="dxa" w:w="1440"/>
-          </w:tcPr>
-          <w:p>
-            <w:r>
-              <w:rPr>
-                <w:sz w:val="18"/>
-              </w:rPr>
-              <w:t>Domain</w:t>
-            </w:r>
-          </w:p>
-        </w:tc>
-        <w:tc>
-          <w:tcPr>
-            <w:tcW w:type="dxa" w:w="1440"/>
-          </w:tcPr>
-          <w:p>
-            <w:r>
-              <w:rPr>
-                <w:sz w:val="18"/>
-              </w:rPr>
-              <w:t>BM</w:t>
-            </w:r>
-          </w:p>
-        </w:tc>
-        <w:tc>
-          <w:tcPr>
-            <w:tcW w:type="dxa" w:w="1440"/>
-          </w:tcPr>
-          <w:p>
-            <w:r>
-              <w:rPr>
-                <w:sz w:val="18"/>
-              </w:rPr>
-              <w:t>Main</w:t>
-            </w:r>
-          </w:p>
-        </w:tc>
-        <w:tc>
-          <w:tcPr>
-            <w:tcW w:type="dxa" w:w="1440"/>
-          </w:tcPr>
-          <w:p>
-            <w:r>
-              <w:rPr>
-                <w:sz w:val="18"/>
-              </w:rPr>
-              <w:t>high</w:t>
-            </w:r>
-          </w:p>
-        </w:tc>
-        <w:tc>
-          <w:tcPr>
-            <w:tcW w:type="dxa" w:w="1440"/>
-          </w:tcPr>
-          <w:p>
-            <w:r>
-              <w:rPr>
-                <w:sz w:val="18"/>
-              </w:rPr>
-              <w:t>LevelManager, IAPManager</w:t>
-            </w:r>
-          </w:p>
-        </w:tc>
-      </w:tr>
-      <w:tr>
-        <w:tc>
-          <w:tcPr>
-            <w:tcW w:type="dxa" w:w="1440"/>
-          </w:tcPr>
-          <w:p>
-            <w:r>
-              <w:rPr>
-                <w:sz w:val="18"/>
-              </w:rPr>
-              <w:t>StarManager</w:t>
-            </w:r>
-          </w:p>
-        </w:tc>
-        <w:tc>
-          <w:tcPr>
-            <w:tcW w:type="dxa" w:w="1440"/>
-          </w:tcPr>
-          <w:p>
-            <w:r>
-              <w:rPr>
-                <w:sz w:val="18"/>
-              </w:rPr>
-              <w:t>Domain</w:t>
-            </w:r>
-          </w:p>
-        </w:tc>
-        <w:tc>
-          <w:tcPr>
-            <w:tcW w:type="dxa" w:w="1440"/>
-          </w:tcPr>
-          <w:p>
-            <w:r>
-              <w:rPr>
-                <w:sz w:val="18"/>
-              </w:rPr>
-              <w:t>Meta</w:t>
-            </w:r>
-          </w:p>
-        </w:tc>
-        <w:tc>
-          <w:tcPr>
-            <w:tcW w:type="dxa" w:w="1440"/>
-          </w:tcPr>
-          <w:p>
-            <w:r>
-              <w:rPr>
-                <w:sz w:val="18"/>
-              </w:rPr>
-              <w:t>SubA</w:t>
-            </w:r>
-          </w:p>
-        </w:tc>
-        <w:tc>
-          <w:tcPr>
-            <w:tcW w:type="dxa" w:w="1440"/>
-          </w:tcPr>
-          <w:p>
-            <w:r>
-              <w:rPr>
-                <w:sz w:val="18"/>
-              </w:rPr>
-              <w:t>low</w:t>
-            </w:r>
-          </w:p>
-        </w:tc>
-        <w:tc>
-          <w:tcPr>
-            <w:tcW w:type="dxa" w:w="1440"/>
-          </w:tcPr>
-          <w:p>
-            <w:r>
-              <w:rPr>
-                <w:sz w:val="18"/>
-              </w:rPr>
-              <w:t>ScoreManager</w:t>
-            </w:r>
-          </w:p>
-        </w:tc>
-      </w:tr>
-      <w:tr>
-        <w:tc>
-          <w:tcPr>
-            <w:tcW w:type="dxa" w:w="1440"/>
-          </w:tcPr>
-          <w:p>
-            <w:r>
-              <w:rPr>
-                <w:sz w:val="18"/>
-              </w:rPr>
-              <w:t>CollectionManager</w:t>
-            </w:r>
-          </w:p>
-        </w:tc>
-        <w:tc>
-          <w:tcPr>
-            <w:tcW w:type="dxa" w:w="1440"/>
-          </w:tcPr>
-          <w:p>
-            <w:r>
-              <w:rPr>
-                <w:sz w:val="18"/>
-              </w:rPr>
-              <w:t>Domain</w:t>
-            </w:r>
-          </w:p>
-        </w:tc>
-        <w:tc>
-          <w:tcPr>
-            <w:tcW w:type="dxa" w:w="1440"/>
-          </w:tcPr>
-          <w:p>
-            <w:r>
-              <w:rPr>
-                <w:sz w:val="18"/>
-              </w:rPr>
-              <w:t>Meta</w:t>
-            </w:r>
-          </w:p>
-        </w:tc>
-        <w:tc>
-          <w:tcPr>
-            <w:tcW w:type="dxa" w:w="1440"/>
-          </w:tcPr>
-          <w:p>
-            <w:r>
-              <w:rPr>
-                <w:sz w:val="18"/>
-              </w:rPr>
-              <w:t>SubA</w:t>
-            </w:r>
-          </w:p>
-        </w:tc>
-        <w:tc>
-          <w:tcPr>
-            <w:tcW w:type="dxa" w:w="1440"/>
-          </w:tcPr>
-          <w:p>
-            <w:r>
-              <w:rPr>
-                <w:sz w:val="18"/>
-              </w:rPr>
-              <w:t>medium</w:t>
-            </w:r>
-          </w:p>
-        </w:tc>
-        <w:tc>
-          <w:tcPr>
-            <w:tcW w:type="dxa" w:w="1440"/>
-          </w:tcPr>
-          <w:p>
-            <w:r>
-              <w:rPr>
-                <w:sz w:val="18"/>
-              </w:rPr>
-              <w:t>LevelManager, CurrencyManager</w:t>
-            </w:r>
-          </w:p>
-        </w:tc>
-      </w:tr>
-      <w:tr>
-        <w:tc>
-          <w:tcPr>
-            <w:tcW w:type="dxa" w:w="1440"/>
-          </w:tcPr>
-          <w:p>
-            <w:r>
-              <w:rPr>
-                <w:sz w:val="18"/>
-              </w:rPr>
-              <w:t>AchievementManager</w:t>
-            </w:r>
-          </w:p>
-        </w:tc>
-        <w:tc>
-          <w:tcPr>
-            <w:tcW w:type="dxa" w:w="1440"/>
-          </w:tcPr>
-          <w:p>
-            <w:r>
-              <w:rPr>
-                <w:sz w:val="18"/>
-              </w:rPr>
-              <w:t>Domain</w:t>
-            </w:r>
-          </w:p>
-        </w:tc>
-        <w:tc>
-          <w:tcPr>
-            <w:tcW w:type="dxa" w:w="1440"/>
-          </w:tcPr>
-          <w:p>
-            <w:r>
-              <w:rPr>
-                <w:sz w:val="18"/>
-              </w:rPr>
-              <w:t>Meta</w:t>
-            </w:r>
-          </w:p>
-        </w:tc>
-        <w:tc>
-          <w:tcPr>
-            <w:tcW w:type="dxa" w:w="1440"/>
-          </w:tcPr>
-          <w:p>
-            <w:r>
-              <w:rPr>
-                <w:sz w:val="18"/>
-              </w:rPr>
-              <w:t>SubA</w:t>
-            </w:r>
-          </w:p>
-        </w:tc>
-        <w:tc>
-          <w:tcPr>
-            <w:tcW w:type="dxa" w:w="1440"/>
-          </w:tcPr>
-          <w:p>
-            <w:r>
-              <w:rPr>
-                <w:sz w:val="18"/>
-              </w:rPr>
-              <w:t>medium</w:t>
-            </w:r>
-          </w:p>
-        </w:tc>
-        <w:tc>
-          <w:tcPr>
-            <w:tcW w:type="dxa" w:w="1440"/>
-          </w:tcPr>
-          <w:p>
-            <w:r>
-              <w:rPr>
-                <w:sz w:val="18"/>
-              </w:rPr>
-              <w:t>PopProcessor, LevelManager, CurrencyManager</w:t>
-            </w:r>
-          </w:p>
-        </w:tc>
-      </w:tr>
-      <w:tr>
-        <w:tc>
-          <w:tcPr>
-            <w:tcW w:type="dxa" w:w="1440"/>
-          </w:tcPr>
-          <w:p>
-            <w:r>
-              <w:rPr>
-                <w:sz w:val="18"/>
-              </w:rPr>
-              <w:t>PiggyBankManager</w:t>
-            </w:r>
-          </w:p>
-        </w:tc>
-        <w:tc>
-          <w:tcPr>
-            <w:tcW w:type="dxa" w:w="1440"/>
-          </w:tcPr>
-          <w:p>
-            <w:r>
-              <w:rPr>
-                <w:sz w:val="18"/>
-              </w:rPr>
-              <w:t>Domain</w:t>
-            </w:r>
-          </w:p>
-        </w:tc>
-        <w:tc>
-          <w:tcPr>
-            <w:tcW w:type="dxa" w:w="1440"/>
-          </w:tcPr>
-          <w:p>
-            <w:r>
-              <w:rPr>
-                <w:sz w:val="18"/>
-              </w:rPr>
-              <w:t>BM</w:t>
-            </w:r>
-          </w:p>
-        </w:tc>
-        <w:tc>
-          <w:tcPr>
-            <w:tcW w:type="dxa" w:w="1440"/>
-          </w:tcPr>
-          <w:p>
-            <w:r>
-              <w:rPr>
-                <w:sz w:val="18"/>
-              </w:rPr>
-              <w:t>SubA</w:t>
-            </w:r>
-          </w:p>
-        </w:tc>
-        <w:tc>
-          <w:tcPr>
-            <w:tcW w:type="dxa" w:w="1440"/>
-          </w:tcPr>
-          <w:p>
-            <w:r>
-              <w:rPr>
-                <w:sz w:val="18"/>
-              </w:rPr>
-              <w:t>medium</w:t>
-            </w:r>
-          </w:p>
-        </w:tc>
-        <w:tc>
-          <w:tcPr>
-            <w:tcW w:type="dxa" w:w="1440"/>
-          </w:tcPr>
-          <w:p>
-            <w:r>
-              <w:rPr>
-                <w:sz w:val="18"/>
-              </w:rPr>
-              <w:t>LevelManager, IAPManager, CurrencyManager</w:t>
-            </w:r>
-          </w:p>
-        </w:tc>
-      </w:tr>
-      <w:tr>
-        <w:tc>
-          <w:tcPr>
-            <w:tcW w:type="dxa" w:w="1440"/>
-          </w:tcPr>
-          <w:p>
-            <w:r>
-              <w:rPr>
-                <w:sz w:val="18"/>
-              </w:rPr>
-              <w:t>SkinManager</w:t>
-            </w:r>
-          </w:p>
-        </w:tc>
-        <w:tc>
-          <w:tcPr>
-            <w:tcW w:type="dxa" w:w="1440"/>
-          </w:tcPr>
-          <w:p>
-            <w:r>
-              <w:rPr>
-                <w:sz w:val="18"/>
-              </w:rPr>
-              <w:t>Domain</w:t>
-            </w:r>
-          </w:p>
-        </w:tc>
-        <w:tc>
-          <w:tcPr>
-            <w:tcW w:type="dxa" w:w="1440"/>
-          </w:tcPr>
-          <w:p>
-            <w:r>
-              <w:rPr>
-                <w:sz w:val="18"/>
-              </w:rPr>
-              <w:t>Meta</w:t>
-            </w:r>
-          </w:p>
-        </w:tc>
-        <w:tc>
-          <w:tcPr>
-            <w:tcW w:type="dxa" w:w="1440"/>
-          </w:tcPr>
-          <w:p>
-            <w:r>
-              <w:rPr>
-                <w:sz w:val="18"/>
-              </w:rPr>
-              <w:t>SubB</w:t>
-            </w:r>
-          </w:p>
-        </w:tc>
-        <w:tc>
-          <w:tcPr>
-            <w:tcW w:type="dxa" w:w="1440"/>
-          </w:tcPr>
-          <w:p>
-            <w:r>
-              <w:rPr>
-                <w:sz w:val="18"/>
-              </w:rPr>
-              <w:t>low</w:t>
-            </w:r>
-          </w:p>
-        </w:tc>
-        <w:tc>
-          <w:tcPr>
-            <w:tcW w:type="dxa" w:w="1440"/>
-          </w:tcPr>
-          <w:p>
-            <w:r>
-              <w:rPr>
-                <w:sz w:val="18"/>
-              </w:rPr>
-              <w:t>CurrencyManager</w:t>
-            </w:r>
-          </w:p>
-        </w:tc>
-      </w:tr>
-      <w:tr>
-        <w:tc>
-          <w:tcPr>
-            <w:tcW w:type="dxa" w:w="1440"/>
-          </w:tcPr>
-          <w:p>
-            <w:r>
-              <w:rPr>
-                <w:sz w:val="18"/>
-              </w:rPr>
-              <w:t>SeasonPassManager</w:t>
-            </w:r>
-          </w:p>
-        </w:tc>
-        <w:tc>
-          <w:tcPr>
-            <w:tcW w:type="dxa" w:w="1440"/>
-          </w:tcPr>
-          <w:p>
-            <w:r>
-              <w:rPr>
-                <w:sz w:val="18"/>
-              </w:rPr>
-              <w:t>Domain</w:t>
-            </w:r>
-          </w:p>
-        </w:tc>
-        <w:tc>
-          <w:tcPr>
-            <w:tcW w:type="dxa" w:w="1440"/>
-          </w:tcPr>
-          <w:p>
-            <w:r>
-              <w:rPr>
-                <w:sz w:val="18"/>
-              </w:rPr>
-              <w:t>BM</w:t>
-            </w:r>
-          </w:p>
-        </w:tc>
-        <w:tc>
-          <w:tcPr>
-            <w:tcW w:type="dxa" w:w="1440"/>
-          </w:tcPr>
-          <w:p>
-            <w:r>
-              <w:rPr>
-                <w:sz w:val="18"/>
-              </w:rPr>
-              <w:t>SubB</w:t>
-            </w:r>
-          </w:p>
-        </w:tc>
-        <w:tc>
-          <w:tcPr>
-            <w:tcW w:type="dxa" w:w="1440"/>
-          </w:tcPr>
-          <w:p>
-            <w:r>
-              <w:rPr>
-                <w:sz w:val="18"/>
-              </w:rPr>
-              <w:t>medium</w:t>
-            </w:r>
-          </w:p>
-        </w:tc>
-        <w:tc>
-          <w:tcPr>
-            <w:tcW w:type="dxa" w:w="1440"/>
-          </w:tcPr>
-          <w:p>
-            <w:r>
-              <w:rPr>
-                <w:sz w:val="18"/>
-              </w:rPr>
-              <w:t>LevelManager, IAPManager, CurrencyManager, BoosterManager</w:t>
-            </w:r>
-          </w:p>
-        </w:tc>
-      </w:tr>
-      <w:tr>
-        <w:tc>
-          <w:tcPr>
-            <w:tcW w:type="dxa" w:w="1440"/>
-          </w:tcPr>
-          <w:p>
-            <w:r>
-              <w:rPr>
-                <w:sz w:val="18"/>
-              </w:rPr>
-              <w:t>LeaderboardManager</w:t>
-            </w:r>
-          </w:p>
-        </w:tc>
-        <w:tc>
-          <w:tcPr>
-            <w:tcW w:type="dxa" w:w="1440"/>
-          </w:tcPr>
-          <w:p>
-            <w:r>
-              <w:rPr>
-                <w:sz w:val="18"/>
-              </w:rPr>
-              <w:t>Domain</w:t>
-            </w:r>
-          </w:p>
-        </w:tc>
-        <w:tc>
-          <w:tcPr>
-            <w:tcW w:type="dxa" w:w="1440"/>
-          </w:tcPr>
-          <w:p>
-            <w:r>
-              <w:rPr>
-                <w:sz w:val="18"/>
-              </w:rPr>
-              <w:t>Social</w:t>
-            </w:r>
-          </w:p>
-        </w:tc>
-        <w:tc>
-          <w:tcPr>
-            <w:tcW w:type="dxa" w:w="1440"/>
-          </w:tcPr>
-          <w:p>
-            <w:r>
-              <w:rPr>
-                <w:sz w:val="18"/>
-              </w:rPr>
-              <w:t>SubB</w:t>
-            </w:r>
-          </w:p>
-        </w:tc>
-        <w:tc>
-          <w:tcPr>
-            <w:tcW w:type="dxa" w:w="1440"/>
-          </w:tcPr>
-          <w:p>
-            <w:r>
-              <w:rPr>
-                <w:sz w:val="18"/>
-              </w:rPr>
-              <w:t>medium</w:t>
-            </w:r>
-          </w:p>
-        </w:tc>
-        <w:tc>
-          <w:tcPr>
-            <w:tcW w:type="dxa" w:w="1440"/>
-          </w:tcPr>
-          <w:p>
-            <w:r>
-              <w:rPr>
-                <w:sz w:val="18"/>
-              </w:rPr>
-              <w:t>StarManager, CurrencyManager</w:t>
-            </w:r>
-          </w:p>
-        </w:tc>
-      </w:tr>
-      <w:tr>
-        <w:tc>
-          <w:tcPr>
-            <w:tcW w:type="dxa" w:w="1440"/>
-          </w:tcPr>
-          <w:p>
-            <w:r>
-              <w:rPr>
-                <w:sz w:val="18"/>
-              </w:rPr>
-              <w:t>FriendManager</w:t>
-            </w:r>
-          </w:p>
-        </w:tc>
-        <w:tc>
-          <w:tcPr>
-            <w:tcW w:type="dxa" w:w="1440"/>
-          </w:tcPr>
-          <w:p>
-            <w:r>
-              <w:rPr>
-                <w:sz w:val="18"/>
-              </w:rPr>
-              <w:t>Domain</w:t>
-            </w:r>
-          </w:p>
-        </w:tc>
-        <w:tc>
-          <w:tcPr>
-            <w:tcW w:type="dxa" w:w="1440"/>
-          </w:tcPr>
-          <w:p>
-            <w:r>
-              <w:rPr>
-                <w:sz w:val="18"/>
-              </w:rPr>
-              <w:t>Social</w:t>
-            </w:r>
-          </w:p>
-        </w:tc>
-        <w:tc>
-          <w:tcPr>
-            <w:tcW w:type="dxa" w:w="1440"/>
-          </w:tcPr>
-          <w:p>
-            <w:r>
-              <w:rPr>
-                <w:sz w:val="18"/>
-              </w:rPr>
-              <w:t>SubB</w:t>
-            </w:r>
-          </w:p>
-        </w:tc>
-        <w:tc>
-          <w:tcPr>
-            <w:tcW w:type="dxa" w:w="1440"/>
-          </w:tcPr>
-          <w:p>
-            <w:r>
-              <w:rPr>
-                <w:sz w:val="18"/>
-              </w:rPr>
-              <w:t>medium</w:t>
-            </w:r>
-          </w:p>
-        </w:tc>
-        <w:tc>
-          <w:tcPr>
-            <w:tcW w:type="dxa" w:w="1440"/>
-          </w:tcPr>
-          <w:p>
-            <w:r>
-              <w:rPr>
-                <w:sz w:val="18"/>
-              </w:rPr>
-              <w:t>LifeManager</w:t>
-            </w:r>
-          </w:p>
-        </w:tc>
-      </w:tr>
-      <w:tr>
-        <w:tc>
-          <w:tcPr>
-            <w:tcW w:type="dxa" w:w="1440"/>
-          </w:tcPr>
-          <w:p>
-            <w:r>
-              <w:rPr>
-                <w:sz w:val="18"/>
-              </w:rPr>
-              <w:t>EventManager</w:t>
-            </w:r>
-          </w:p>
-        </w:tc>
-        <w:tc>
-          <w:tcPr>
-            <w:tcW w:type="dxa" w:w="1440"/>
-          </w:tcPr>
-          <w:p>
-            <w:r>
-              <w:rPr>
-                <w:sz w:val="18"/>
-              </w:rPr>
-              <w:t>Domain</w:t>
-            </w:r>
-          </w:p>
-        </w:tc>
-        <w:tc>
-          <w:tcPr>
-            <w:tcW w:type="dxa" w:w="1440"/>
-          </w:tcPr>
-          <w:p>
-            <w:r>
-              <w:rPr>
-                <w:sz w:val="18"/>
-              </w:rPr>
-              <w:t>LiveOps</w:t>
-            </w:r>
-          </w:p>
-        </w:tc>
-        <w:tc>
-          <w:tcPr>
-            <w:tcW w:type="dxa" w:w="1440"/>
-          </w:tcPr>
-          <w:p>
-            <w:r>
-              <w:rPr>
-                <w:sz w:val="18"/>
-              </w:rPr>
-              <w:t>SubB</w:t>
-            </w:r>
-          </w:p>
-        </w:tc>
-        <w:tc>
-          <w:tcPr>
-            <w:tcW w:type="dxa" w:w="1440"/>
-          </w:tcPr>
-          <w:p>
-            <w:r>
-              <w:rPr>
-                <w:sz w:val="18"/>
-              </w:rPr>
-              <w:t>medium</w:t>
-            </w:r>
-          </w:p>
-        </w:tc>
-        <w:tc>
-          <w:tcPr>
-            <w:tcW w:type="dxa" w:w="1440"/>
-          </w:tcPr>
-          <w:p>
-            <w:r>
-              <w:rPr>
-                <w:sz w:val="18"/>
-              </w:rPr>
-              <w:t>RemoteConfigService, CurrencyManager</w:t>
-            </w:r>
-          </w:p>
-        </w:tc>
-      </w:tr>
-      <w:tr>
-        <w:tc>
-          <w:tcPr>
-            <w:tcW w:type="dxa" w:w="1440"/>
-          </w:tcPr>
-          <w:p>
-            <w:r>
-              <w:rPr>
-                <w:sz w:val="18"/>
-              </w:rPr>
-              <w:t>QuestManager</w:t>
-            </w:r>
-          </w:p>
-        </w:tc>
-        <w:tc>
-          <w:tcPr>
-            <w:tcW w:type="dxa" w:w="1440"/>
-          </w:tcPr>
-          <w:p>
-            <w:r>
-              <w:rPr>
-                <w:sz w:val="18"/>
-              </w:rPr>
-              <w:t>Domain</w:t>
-            </w:r>
-          </w:p>
-        </w:tc>
-        <w:tc>
-          <w:tcPr>
-            <w:tcW w:type="dxa" w:w="1440"/>
-          </w:tcPr>
-          <w:p>
-            <w:r>
-              <w:rPr>
-                <w:sz w:val="18"/>
-              </w:rPr>
-              <w:t>LiveOps</w:t>
-            </w:r>
-          </w:p>
-        </w:tc>
-        <w:tc>
-          <w:tcPr>
-            <w:tcW w:type="dxa" w:w="1440"/>
-          </w:tcPr>
-          <w:p>
-            <w:r>
-              <w:rPr>
-                <w:sz w:val="18"/>
-              </w:rPr>
-              <w:t>SubB</w:t>
-            </w:r>
-          </w:p>
-        </w:tc>
-        <w:tc>
-          <w:tcPr>
-            <w:tcW w:type="dxa" w:w="1440"/>
-          </w:tcPr>
-          <w:p>
-            <w:r>
-              <w:rPr>
-                <w:sz w:val="18"/>
-              </w:rPr>
-              <w:t>medium</w:t>
-            </w:r>
-          </w:p>
-        </w:tc>
-        <w:tc>
-          <w:tcPr>
-            <w:tcW w:type="dxa" w:w="1440"/>
-          </w:tcPr>
-          <w:p>
-            <w:r>
-              <w:rPr>
-                <w:sz w:val="18"/>
-              </w:rPr>
-              <w:t>LevelManager, PopProcessor, CurrencyManager</w:t>
-            </w:r>
-          </w:p>
-        </w:tc>
-      </w:tr>
-      <w:tr>
-        <w:tc>
-          <w:tcPr>
-            <w:tcW w:type="dxa" w:w="1440"/>
-          </w:tcPr>
-          <w:p>
-            <w:r>
-              <w:rPr>
-                <w:sz w:val="18"/>
-              </w:rPr>
-              <w:t>SeasonManager</w:t>
-            </w:r>
-          </w:p>
-        </w:tc>
-        <w:tc>
-          <w:tcPr>
-            <w:tcW w:type="dxa" w:w="1440"/>
-          </w:tcPr>
-          <w:p>
-            <w:r>
-              <w:rPr>
-                <w:sz w:val="18"/>
-              </w:rPr>
-              <w:t>Domain</w:t>
-            </w:r>
-          </w:p>
-        </w:tc>
-        <w:tc>
-          <w:tcPr>
-            <w:tcW w:type="dxa" w:w="1440"/>
-          </w:tcPr>
-          <w:p>
-            <w:r>
-              <w:rPr>
-                <w:sz w:val="18"/>
-              </w:rPr>
-              <w:t>LiveOps</w:t>
-            </w:r>
-          </w:p>
-        </w:tc>
-        <w:tc>
-          <w:tcPr>
-            <w:tcW w:type="dxa" w:w="1440"/>
-          </w:tcPr>
-          <w:p>
-            <w:r>
-              <w:rPr>
-                <w:sz w:val="18"/>
-              </w:rPr>
-              <w:t>SubB</w:t>
-            </w:r>
-          </w:p>
-        </w:tc>
-        <w:tc>
-          <w:tcPr>
-            <w:tcW w:type="dxa" w:w="1440"/>
-          </w:tcPr>
-          <w:p>
-            <w:r>
-              <w:rPr>
-                <w:sz w:val="18"/>
-              </w:rPr>
-              <w:t>low</w:t>
-            </w:r>
-          </w:p>
-        </w:tc>
-        <w:tc>
-          <w:tcPr>
-            <w:tcW w:type="dxa" w:w="1440"/>
-          </w:tcPr>
-          <w:p>
-            <w:r>
-              <w:rPr>
-                <w:sz w:val="18"/>
-              </w:rPr>
-              <w:t>RemoteConfigService</w:t>
-            </w:r>
-          </w:p>
-        </w:tc>
-      </w:tr>
-    </w:tbl>
-    <w:p/>
-    <w:p>
-      <w:r>
-        <w:rPr>
-          <w:b/>
-          <w:sz w:val="20"/>
-        </w:rPr>
-        <w:t xml:space="preserve">시스템 수: </w:t>
-      </w:r>
-      <w:r>
-        <w:rPr>
-          <w:sz w:val="20"/>
-        </w:rPr>
-        <w:t>14</w:t>
-      </w:r>
-    </w:p>
-    <w:p>
-      <w:pPr>
-        <w:pStyle w:val="Heading1"/>
-      </w:pPr>
-      <w:r>
-        <w:t>Phase 3: Game Layer — UI, Pages, Controllers</w:t>
-      </w:r>
-    </w:p>
-    <w:p>
-      <w:r>
-        <w:t>게임 특화 UI, 화면 전환, 튜토리얼, 에디터 스크립트</w:t>
-      </w:r>
-    </w:p>
-    <w:tbl>
-      <w:tblPr>
-        <w:tblStyle w:val="TableGrid"/>
-        <w:tblW w:type="auto" w:w="0"/>
-        <w:jc w:val="center"/>
-        <w:tblLook w:firstColumn="1" w:firstRow="1" w:lastColumn="0" w:lastRow="0" w:noHBand="0" w:noVBand="1" w:val="04A0"/>
-      </w:tblPr>
-      <w:tblGrid>
-        <w:gridCol w:w="1440"/>
-        <w:gridCol w:w="1440"/>
-        <w:gridCol w:w="1440"/>
-        <w:gridCol w:w="1440"/>
-        <w:gridCol w:w="1440"/>
-        <w:gridCol w:w="1440"/>
-      </w:tblGrid>
-      <w:tr>
-        <w:tc>
-          <w:tcPr>
-            <w:tcW w:type="dxa" w:w="1440"/>
-            <w:shd w:val="clear" w:color="auto" w:fill="4472C4"/>
-          </w:tcPr>
-          <w:p>
-            <w:pPr>
-              <w:jc w:val="center"/>
-            </w:pPr>
-            <w:r>
-              <w:rPr>
-                <w:b/>
-                <w:color w:val="FFFFFF"/>
-                <w:sz w:val="18"/>
-              </w:rPr>
-              <w:t>시스템</w:t>
-            </w:r>
-          </w:p>
-        </w:tc>
-        <w:tc>
-          <w:tcPr>
-            <w:tcW w:type="dxa" w:w="1440"/>
-            <w:shd w:val="clear" w:color="auto" w:fill="4472C4"/>
-          </w:tcPr>
-          <w:p>
-            <w:pPr>
-              <w:jc w:val="center"/>
-            </w:pPr>
-            <w:r>
-              <w:rPr>
-                <w:b/>
-                <w:color w:val="FFFFFF"/>
-                <w:sz w:val="18"/>
-              </w:rPr>
-              <w:t>Layer</w:t>
-            </w:r>
-          </w:p>
-        </w:tc>
-        <w:tc>
-          <w:tcPr>
-            <w:tcW w:type="dxa" w:w="1440"/>
-            <w:shd w:val="clear" w:color="auto" w:fill="4472C4"/>
-          </w:tcPr>
-          <w:p>
-            <w:pPr>
-              <w:jc w:val="center"/>
-            </w:pPr>
-            <w:r>
-              <w:rPr>
-                <w:b/>
-                <w:color w:val="FFFFFF"/>
-                <w:sz w:val="18"/>
-              </w:rPr>
-              <w:t>Domain</w:t>
-            </w:r>
-          </w:p>
-        </w:tc>
-        <w:tc>
-          <w:tcPr>
-            <w:tcW w:type="dxa" w:w="1440"/>
-            <w:shd w:val="clear" w:color="auto" w:fill="4472C4"/>
-          </w:tcPr>
-          <w:p>
-            <w:pPr>
-              <w:jc w:val="center"/>
-            </w:pPr>
-            <w:r>
-              <w:rPr>
-                <w:b/>
-                <w:color w:val="FFFFFF"/>
-                <w:sz w:val="18"/>
-              </w:rPr>
-              <w:t>담당</w:t>
-            </w:r>
-          </w:p>
-        </w:tc>
-        <w:tc>
-          <w:tcPr>
-            <w:tcW w:type="dxa" w:w="1440"/>
-            <w:shd w:val="clear" w:color="auto" w:fill="4472C4"/>
-          </w:tcPr>
-          <w:p>
-            <w:pPr>
-              <w:jc w:val="center"/>
-            </w:pPr>
-            <w:r>
-              <w:rPr>
-                <w:b/>
-                <w:color w:val="FFFFFF"/>
-                <w:sz w:val="18"/>
-              </w:rPr>
-              <w:t>복잡도</w:t>
-            </w:r>
-          </w:p>
-        </w:tc>
-        <w:tc>
-          <w:tcPr>
-            <w:tcW w:type="dxa" w:w="1440"/>
-            <w:shd w:val="clear" w:color="auto" w:fill="4472C4"/>
-          </w:tcPr>
-          <w:p>
-            <w:pPr>
-              <w:jc w:val="center"/>
-            </w:pPr>
-            <w:r>
-              <w:rPr>
-                <w:b/>
-                <w:color w:val="FFFFFF"/>
-                <w:sz w:val="18"/>
-              </w:rPr>
-              <w:t>의존성</w:t>
-            </w:r>
-          </w:p>
-        </w:tc>
-      </w:tr>
-      <w:tr>
-        <w:tc>
-          <w:tcPr>
-            <w:tcW w:type="dxa" w:w="1440"/>
-          </w:tcPr>
-          <w:p>
-            <w:r>
-              <w:rPr>
-                <w:sz w:val="18"/>
-              </w:rPr>
-              <w:t>TutorialController</w:t>
-            </w:r>
-          </w:p>
-        </w:tc>
-        <w:tc>
-          <w:tcPr>
-            <w:tcW w:type="dxa" w:w="1440"/>
-          </w:tcPr>
-          <w:p>
-            <w:r>
-              <w:rPr>
-                <w:sz w:val="18"/>
-              </w:rPr>
-              <w:t>Game</w:t>
-            </w:r>
-          </w:p>
-        </w:tc>
-        <w:tc>
-          <w:tcPr>
-            <w:tcW w:type="dxa" w:w="1440"/>
-          </w:tcPr>
-          <w:p>
-            <w:r>
-              <w:rPr>
-                <w:sz w:val="18"/>
-              </w:rPr>
-              <w:t>Content</w:t>
-            </w:r>
-          </w:p>
-        </w:tc>
-        <w:tc>
-          <w:tcPr>
-            <w:tcW w:type="dxa" w:w="1440"/>
-          </w:tcPr>
-          <w:p>
-            <w:r>
-              <w:rPr>
-                <w:sz w:val="18"/>
-              </w:rPr>
-              <w:t>Main</w:t>
-            </w:r>
-          </w:p>
-        </w:tc>
-        <w:tc>
-          <w:tcPr>
-            <w:tcW w:type="dxa" w:w="1440"/>
-          </w:tcPr>
-          <w:p>
-            <w:r>
-              <w:rPr>
-                <w:sz w:val="18"/>
-              </w:rPr>
-              <w:t>high</w:t>
-            </w:r>
-          </w:p>
-        </w:tc>
-        <w:tc>
-          <w:tcPr>
-            <w:tcW w:type="dxa" w:w="1440"/>
-          </w:tcPr>
-          <w:p>
-            <w:r>
-              <w:rPr>
-                <w:sz w:val="18"/>
-              </w:rPr>
-              <w:t>LevelManager, InputHandler, UIManager</w:t>
-            </w:r>
-          </w:p>
-        </w:tc>
-      </w:tr>
-      <w:tr>
-        <w:tc>
-          <w:tcPr>
-            <w:tcW w:type="dxa" w:w="1440"/>
-          </w:tcPr>
-          <w:p>
-            <w:r>
-              <w:rPr>
-                <w:sz w:val="18"/>
-              </w:rPr>
-              <w:t>ShopManager</w:t>
-            </w:r>
-          </w:p>
-        </w:tc>
-        <w:tc>
-          <w:tcPr>
-            <w:tcW w:type="dxa" w:w="1440"/>
-          </w:tcPr>
-          <w:p>
-            <w:r>
-              <w:rPr>
-                <w:sz w:val="18"/>
-              </w:rPr>
-              <w:t>Game</w:t>
-            </w:r>
-          </w:p>
-        </w:tc>
-        <w:tc>
-          <w:tcPr>
-            <w:tcW w:type="dxa" w:w="1440"/>
-          </w:tcPr>
-          <w:p>
-            <w:r>
-              <w:rPr>
-                <w:sz w:val="18"/>
-              </w:rPr>
-              <w:t>OutGame</w:t>
-            </w:r>
-          </w:p>
-        </w:tc>
-        <w:tc>
-          <w:tcPr>
-            <w:tcW w:type="dxa" w:w="1440"/>
-          </w:tcPr>
-          <w:p>
-            <w:r>
-              <w:rPr>
-                <w:sz w:val="18"/>
-              </w:rPr>
-              <w:t>Main</w:t>
-            </w:r>
-          </w:p>
-        </w:tc>
-        <w:tc>
-          <w:tcPr>
-            <w:tcW w:type="dxa" w:w="1440"/>
-          </w:tcPr>
-          <w:p>
-            <w:r>
-              <w:rPr>
-                <w:sz w:val="18"/>
-              </w:rPr>
-              <w:t>medium</w:t>
-            </w:r>
-          </w:p>
-        </w:tc>
-        <w:tc>
-          <w:tcPr>
-            <w:tcW w:type="dxa" w:w="1440"/>
-          </w:tcPr>
-          <w:p>
-            <w:r>
-              <w:rPr>
-                <w:sz w:val="18"/>
-              </w:rPr>
-              <w:t>CurrencyManager, BoosterManager, IAPManager</w:t>
-            </w:r>
-          </w:p>
-        </w:tc>
-      </w:tr>
-      <w:tr>
-        <w:tc>
-          <w:tcPr>
-            <w:tcW w:type="dxa" w:w="1440"/>
-          </w:tcPr>
-          <w:p>
-            <w:r>
-              <w:rPr>
-                <w:sz w:val="18"/>
-              </w:rPr>
-              <w:t>PageController</w:t>
-            </w:r>
-          </w:p>
-        </w:tc>
-        <w:tc>
-          <w:tcPr>
-            <w:tcW w:type="dxa" w:w="1440"/>
-          </w:tcPr>
-          <w:p>
-            <w:r>
-              <w:rPr>
-                <w:sz w:val="18"/>
-              </w:rPr>
-              <w:t>Game</w:t>
-            </w:r>
-          </w:p>
-        </w:tc>
-        <w:tc>
-          <w:tcPr>
-            <w:tcW w:type="dxa" w:w="1440"/>
-          </w:tcPr>
-          <w:p>
-            <w:r>
-              <w:rPr>
-                <w:sz w:val="18"/>
-              </w:rPr>
-              <w:t>UX</w:t>
-            </w:r>
-          </w:p>
-        </w:tc>
-        <w:tc>
-          <w:tcPr>
-            <w:tcW w:type="dxa" w:w="1440"/>
-          </w:tcPr>
-          <w:p>
-            <w:r>
-              <w:rPr>
-                <w:sz w:val="18"/>
-              </w:rPr>
-              <w:t>SubA</w:t>
-            </w:r>
-          </w:p>
-        </w:tc>
-        <w:tc>
-          <w:tcPr>
-            <w:tcW w:type="dxa" w:w="1440"/>
-          </w:tcPr>
-          <w:p>
-            <w:r>
-              <w:rPr>
-                <w:sz w:val="18"/>
-              </w:rPr>
-              <w:t>medium</w:t>
-            </w:r>
-          </w:p>
-        </w:tc>
-        <w:tc>
-          <w:tcPr>
-            <w:tcW w:type="dxa" w:w="1440"/>
-          </w:tcPr>
-          <w:p>
-            <w:r>
-              <w:rPr>
-                <w:sz w:val="18"/>
-              </w:rPr>
-              <w:t>UIManager</w:t>
-            </w:r>
-          </w:p>
-        </w:tc>
-      </w:tr>
-      <w:tr>
-        <w:tc>
-          <w:tcPr>
-            <w:tcW w:type="dxa" w:w="1440"/>
-          </w:tcPr>
-          <w:p>
-            <w:r>
-              <w:rPr>
-                <w:sz w:val="18"/>
-              </w:rPr>
-              <w:t>TutorialManager</w:t>
-            </w:r>
-          </w:p>
-        </w:tc>
-        <w:tc>
-          <w:tcPr>
-            <w:tcW w:type="dxa" w:w="1440"/>
-          </w:tcPr>
-          <w:p>
-            <w:r>
-              <w:rPr>
-                <w:sz w:val="18"/>
-              </w:rPr>
-              <w:t>Game</w:t>
-            </w:r>
-          </w:p>
-        </w:tc>
-        <w:tc>
-          <w:tcPr>
-            <w:tcW w:type="dxa" w:w="1440"/>
-          </w:tcPr>
-          <w:p>
-            <w:r>
-              <w:rPr>
-                <w:sz w:val="18"/>
-              </w:rPr>
-              <w:t>UX</w:t>
-            </w:r>
-          </w:p>
-        </w:tc>
-        <w:tc>
-          <w:tcPr>
-            <w:tcW w:type="dxa" w:w="1440"/>
-          </w:tcPr>
-          <w:p>
-            <w:r>
-              <w:rPr>
-                <w:sz w:val="18"/>
-              </w:rPr>
-              <w:t>SubA</w:t>
-            </w:r>
-          </w:p>
-        </w:tc>
-        <w:tc>
-          <w:tcPr>
-            <w:tcW w:type="dxa" w:w="1440"/>
-          </w:tcPr>
-          <w:p>
-            <w:r>
-              <w:rPr>
-                <w:sz w:val="18"/>
-              </w:rPr>
-              <w:t>medium</w:t>
-            </w:r>
-          </w:p>
-        </w:tc>
-        <w:tc>
-          <w:tcPr>
-            <w:tcW w:type="dxa" w:w="1440"/>
-          </w:tcPr>
-          <w:p>
-            <w:r>
-              <w:rPr>
-                <w:sz w:val="18"/>
-              </w:rPr>
-              <w:t>TutorialController, UIManager</w:t>
-            </w:r>
-          </w:p>
-        </w:tc>
-      </w:tr>
-      <w:tr>
-        <w:tc>
-          <w:tcPr>
-            <w:tcW w:type="dxa" w:w="1440"/>
-          </w:tcPr>
-          <w:p>
-            <w:r>
-              <w:rPr>
-                <w:sz w:val="18"/>
-              </w:rPr>
-              <w:t>FeedbackController</w:t>
-            </w:r>
-          </w:p>
-        </w:tc>
-        <w:tc>
-          <w:tcPr>
-            <w:tcW w:type="dxa" w:w="1440"/>
-          </w:tcPr>
-          <w:p>
-            <w:r>
-              <w:rPr>
-                <w:sz w:val="18"/>
-              </w:rPr>
-              <w:t>Game</w:t>
-            </w:r>
-          </w:p>
-        </w:tc>
-        <w:tc>
-          <w:tcPr>
-            <w:tcW w:type="dxa" w:w="1440"/>
-          </w:tcPr>
-          <w:p>
-            <w:r>
-              <w:rPr>
-                <w:sz w:val="18"/>
-              </w:rPr>
-              <w:t>UX</w:t>
-            </w:r>
-          </w:p>
-        </w:tc>
-        <w:tc>
-          <w:tcPr>
-            <w:tcW w:type="dxa" w:w="1440"/>
-          </w:tcPr>
-          <w:p>
-            <w:r>
-              <w:rPr>
-                <w:sz w:val="18"/>
-              </w:rPr>
-              <w:t>SubA</w:t>
-            </w:r>
-          </w:p>
-        </w:tc>
-        <w:tc>
-          <w:tcPr>
-            <w:tcW w:type="dxa" w:w="1440"/>
-          </w:tcPr>
-          <w:p>
-            <w:r>
-              <w:rPr>
-                <w:sz w:val="18"/>
-              </w:rPr>
-              <w:t>medium</w:t>
-            </w:r>
-          </w:p>
-        </w:tc>
-        <w:tc>
-          <w:tcPr>
-            <w:tcW w:type="dxa" w:w="1440"/>
-          </w:tcPr>
-          <w:p>
-            <w:r>
-              <w:rPr>
-                <w:sz w:val="18"/>
-              </w:rPr>
-              <w:t>PopProcessor, ScoreManager</w:t>
-            </w:r>
-          </w:p>
-        </w:tc>
-      </w:tr>
-      <w:tr>
-        <w:tc>
-          <w:tcPr>
-            <w:tcW w:type="dxa" w:w="1440"/>
-          </w:tcPr>
-          <w:p>
-            <w:r>
-              <w:rPr>
-                <w:sz w:val="18"/>
-              </w:rPr>
-              <w:t>HUDController</w:t>
-            </w:r>
-          </w:p>
-        </w:tc>
-        <w:tc>
-          <w:tcPr>
-            <w:tcW w:type="dxa" w:w="1440"/>
-          </w:tcPr>
-          <w:p>
-            <w:r>
-              <w:rPr>
-                <w:sz w:val="18"/>
-              </w:rPr>
-              <w:t>Game</w:t>
-            </w:r>
-          </w:p>
-        </w:tc>
-        <w:tc>
-          <w:tcPr>
-            <w:tcW w:type="dxa" w:w="1440"/>
-          </w:tcPr>
-          <w:p>
-            <w:r>
-              <w:rPr>
-                <w:sz w:val="18"/>
-              </w:rPr>
-              <w:t>UX</w:t>
-            </w:r>
-          </w:p>
-        </w:tc>
-        <w:tc>
-          <w:tcPr>
-            <w:tcW w:type="dxa" w:w="1440"/>
-          </w:tcPr>
-          <w:p>
-            <w:r>
-              <w:rPr>
-                <w:sz w:val="18"/>
-              </w:rPr>
-              <w:t>SubB</w:t>
-            </w:r>
-          </w:p>
-        </w:tc>
-        <w:tc>
-          <w:tcPr>
-            <w:tcW w:type="dxa" w:w="1440"/>
-          </w:tcPr>
-          <w:p>
-            <w:r>
-              <w:rPr>
-                <w:sz w:val="18"/>
-              </w:rPr>
-              <w:t>medium</w:t>
-            </w:r>
-          </w:p>
-        </w:tc>
-        <w:tc>
-          <w:tcPr>
-            <w:tcW w:type="dxa" w:w="1440"/>
-          </w:tcPr>
-          <w:p>
-            <w:r>
-              <w:rPr>
-                <w:sz w:val="18"/>
-              </w:rPr>
-              <w:t>ScoreManager, DartManager, PopProcessor</w:t>
-            </w:r>
-          </w:p>
-        </w:tc>
-      </w:tr>
-    </w:tbl>
-    <w:p/>
-    <w:p>
-      <w:r>
-        <w:rPr>
-          <w:b/>
-          <w:sz w:val="20"/>
-        </w:rPr>
-        <w:t xml:space="preserve">시스템 수: </w:t>
-      </w:r>
-      <w:r>
-        <w:rPr>
-          <w:sz w:val="20"/>
-        </w:rPr>
-        <w:t>6</w:t>
-      </w:r>
-    </w:p>
-    <w:p>
-      <w:pPr>
-        <w:pStyle w:val="Heading1"/>
-      </w:pPr>
-      <w:r>
-        <w:t>Summary</w:t>
+        <w:t>Main Coder Only</w:t>
       </w:r>
     </w:p>
     <w:tbl>
@@ -4311,45 +87,7 @@
                 <w:color w:val="FFFFFF"/>
                 <w:sz w:val="18"/>
               </w:rPr>
-              <w:t>Phase</w:t>
-            </w:r>
-          </w:p>
-        </w:tc>
-        <w:tc>
-          <w:tcPr>
-            <w:tcW w:type="dxa" w:w="2160"/>
-            <w:shd w:val="clear" w:color="auto" w:fill="4472C4"/>
-          </w:tcPr>
-          <w:p>
-            <w:pPr>
-              <w:jc w:val="center"/>
-            </w:pPr>
-            <w:r>
-              <w:rPr>
-                <w:b/>
-                <w:color w:val="FFFFFF"/>
-                <w:sz w:val="18"/>
-              </w:rPr>
-              <w:t>Count</w:t>
-            </w:r>
-          </w:p>
-        </w:tc>
-        <w:tc>
-          <w:tcPr>
-            <w:tcW w:type="dxa" w:w="2160"/>
-            <w:shd w:val="clear" w:color="auto" w:fill="4472C4"/>
-          </w:tcPr>
-          <w:p>
-            <w:pPr>
-              <w:jc w:val="center"/>
-            </w:pPr>
-            <w:r>
-              <w:rPr>
-                <w:b/>
-                <w:color w:val="FFFFFF"/>
-                <w:sz w:val="18"/>
-              </w:rPr>
-              <w:t>Owner</w:t>
+              <w:t>시스템</w:t>
             </w:r>
           </w:p>
         </w:tc>
@@ -4372,6 +110,44 @@
             </w:r>
           </w:p>
         </w:tc>
+        <w:tc>
+          <w:tcPr>
+            <w:tcW w:type="dxa" w:w="2160"/>
+            <w:shd w:val="clear" w:color="auto" w:fill="4472C4"/>
+          </w:tcPr>
+          <w:p>
+            <w:pPr>
+              <w:jc w:val="center"/>
+            </w:pPr>
+            <w:r>
+              <w:rPr>
+                <w:b/>
+                <w:color w:val="FFFFFF"/>
+                <w:sz w:val="18"/>
+              </w:rPr>
+              <w:t>우선순위</w:t>
+            </w:r>
+          </w:p>
+        </w:tc>
+        <w:tc>
+          <w:tcPr>
+            <w:tcW w:type="dxa" w:w="2160"/>
+            <w:shd w:val="clear" w:color="auto" w:fill="4472C4"/>
+          </w:tcPr>
+          <w:p>
+            <w:pPr>
+              <w:jc w:val="center"/>
+            </w:pPr>
+            <w:r>
+              <w:rPr>
+                <w:b/>
+                <w:color w:val="FFFFFF"/>
+                <w:sz w:val="18"/>
+              </w:rPr>
+              <w:t>설명</w:t>
+            </w:r>
+          </w:p>
+        </w:tc>
       </w:tr>
       <w:tr>
         <w:tc>
@@ -4383,33 +159,7 @@
               <w:rPr>
                 <w:sz w:val="18"/>
               </w:rPr>
-              <w:t>Phase 0</w:t>
-            </w:r>
-          </w:p>
-        </w:tc>
-        <w:tc>
-          <w:tcPr>
-            <w:tcW w:type="dxa" w:w="2160"/>
-          </w:tcPr>
-          <w:p>
-            <w:r>
-              <w:rPr>
-                <w:sz w:val="18"/>
-              </w:rPr>
-              <w:t>10</w:t>
-            </w:r>
-          </w:p>
-        </w:tc>
-        <w:tc>
-          <w:tcPr>
-            <w:tcW w:type="dxa" w:w="2160"/>
-          </w:tcPr>
-          <w:p>
-            <w:r>
-              <w:rPr>
-                <w:sz w:val="18"/>
-              </w:rPr>
-              <w:t>Main Coder only</w:t>
+              <w:t>Singleton&lt;T&gt;</w:t>
             </w:r>
           </w:p>
         </w:tc>
@@ -4426,8 +176,6 @@
             </w:r>
           </w:p>
         </w:tc>
-      </w:tr>
-      <w:tr>
         <w:tc>
           <w:tcPr>
             <w:tcW w:type="dxa" w:w="2160"/>
@@ -4437,7 +185,7 @@
               <w:rPr>
                 <w:sz w:val="18"/>
               </w:rPr>
-              <w:t>Phase 1</w:t>
+              <w:t>1</w:t>
             </w:r>
           </w:p>
         </w:tc>
@@ -4450,33 +198,7 @@
               <w:rPr>
                 <w:sz w:val="18"/>
               </w:rPr>
-              <w:t>15</w:t>
-            </w:r>
-          </w:p>
-        </w:tc>
-        <w:tc>
-          <w:tcPr>
-            <w:tcW w:type="dxa" w:w="2160"/>
-          </w:tcPr>
-          <w:p>
-            <w:r>
-              <w:rPr>
-                <w:sz w:val="18"/>
-              </w:rPr>
-              <w:t>Main(5) + SubA(5) + SubB(5)</w:t>
-            </w:r>
-          </w:p>
-        </w:tc>
-        <w:tc>
-          <w:tcPr>
-            <w:tcW w:type="dxa" w:w="2160"/>
-          </w:tcPr>
-          <w:p>
-            <w:r>
-              <w:rPr>
-                <w:sz w:val="18"/>
-              </w:rPr>
-              <w:t>Domain</w:t>
+              <w:t>매니저 싱글톤 베이스</w:t>
             </w:r>
           </w:p>
         </w:tc>
@@ -4491,7 +213,7 @@
               <w:rPr>
                 <w:sz w:val="18"/>
               </w:rPr>
-              <w:t>Phase 2</w:t>
+              <w:t>ObjectPool</w:t>
             </w:r>
           </w:p>
         </w:tc>
@@ -4504,7 +226,7 @@
               <w:rPr>
                 <w:sz w:val="18"/>
               </w:rPr>
-              <w:t>14</w:t>
+              <w:t>Core</w:t>
             </w:r>
           </w:p>
         </w:tc>
@@ -4517,7 +239,7 @@
               <w:rPr>
                 <w:sz w:val="18"/>
               </w:rPr>
-              <w:t>Main(3) + SubA(4) + SubB(7)</w:t>
+              <w:t>2</w:t>
             </w:r>
           </w:p>
         </w:tc>
@@ -4530,7 +252,7 @@
               <w:rPr>
                 <w:sz w:val="18"/>
               </w:rPr>
-              <w:t>Domain</w:t>
+              <w:t>오브젝트 풀링 (풍선, 다트)</w:t>
             </w:r>
           </w:p>
         </w:tc>
@@ -4545,7 +267,182 @@
               <w:rPr>
                 <w:sz w:val="18"/>
               </w:rPr>
-              <w:t>Phase 3</w:t>
+              <w:t>EventBus</w:t>
+            </w:r>
+          </w:p>
+        </w:tc>
+        <w:tc>
+          <w:tcPr>
+            <w:tcW w:type="dxa" w:w="2160"/>
+          </w:tcPr>
+          <w:p>
+            <w:r>
+              <w:rPr>
+                <w:sz w:val="18"/>
+              </w:rPr>
+              <w:t>Core</w:t>
+            </w:r>
+          </w:p>
+        </w:tc>
+        <w:tc>
+          <w:tcPr>
+            <w:tcW w:type="dxa" w:w="2160"/>
+          </w:tcPr>
+          <w:p>
+            <w:r>
+              <w:rPr>
+                <w:sz w:val="18"/>
+              </w:rPr>
+              <w:t>3</w:t>
+            </w:r>
+          </w:p>
+        </w:tc>
+        <w:tc>
+          <w:tcPr>
+            <w:tcW w:type="dxa" w:w="2160"/>
+          </w:tcPr>
+          <w:p>
+            <w:r>
+              <w:rPr>
+                <w:sz w:val="18"/>
+              </w:rPr>
+              <w:t>전역 이벤트 시스템</w:t>
+            </w:r>
+          </w:p>
+        </w:tc>
+      </w:tr>
+      <w:tr>
+        <w:tc>
+          <w:tcPr>
+            <w:tcW w:type="dxa" w:w="2160"/>
+          </w:tcPr>
+          <w:p>
+            <w:r>
+              <w:rPr>
+                <w:sz w:val="18"/>
+              </w:rPr>
+              <w:t>InputHandler</w:t>
+            </w:r>
+          </w:p>
+        </w:tc>
+        <w:tc>
+          <w:tcPr>
+            <w:tcW w:type="dxa" w:w="2160"/>
+          </w:tcPr>
+          <w:p>
+            <w:r>
+              <w:rPr>
+                <w:sz w:val="18"/>
+              </w:rPr>
+              <w:t>Core</w:t>
+            </w:r>
+          </w:p>
+        </w:tc>
+        <w:tc>
+          <w:tcPr>
+            <w:tcW w:type="dxa" w:w="2160"/>
+          </w:tcPr>
+          <w:p>
+            <w:r>
+              <w:rPr>
+                <w:sz w:val="18"/>
+              </w:rPr>
+              <w:t>4</w:t>
+            </w:r>
+          </w:p>
+        </w:tc>
+        <w:tc>
+          <w:tcPr>
+            <w:tcW w:type="dxa" w:w="2160"/>
+          </w:tcPr>
+          <w:p>
+            <w:r>
+              <w:rPr>
+                <w:sz w:val="18"/>
+              </w:rPr>
+              <w:t>보관함 탭 입력 처리</w:t>
+            </w:r>
+          </w:p>
+        </w:tc>
+      </w:tr>
+      <w:tr>
+        <w:tc>
+          <w:tcPr>
+            <w:tcW w:type="dxa" w:w="2160"/>
+          </w:tcPr>
+          <w:p>
+            <w:r>
+              <w:rPr>
+                <w:sz w:val="18"/>
+              </w:rPr>
+              <w:t>UIManager</w:t>
+            </w:r>
+          </w:p>
+        </w:tc>
+        <w:tc>
+          <w:tcPr>
+            <w:tcW w:type="dxa" w:w="2160"/>
+          </w:tcPr>
+          <w:p>
+            <w:r>
+              <w:rPr>
+                <w:sz w:val="18"/>
+              </w:rPr>
+              <w:t>Core</w:t>
+            </w:r>
+          </w:p>
+        </w:tc>
+        <w:tc>
+          <w:tcPr>
+            <w:tcW w:type="dxa" w:w="2160"/>
+          </w:tcPr>
+          <w:p>
+            <w:r>
+              <w:rPr>
+                <w:sz w:val="18"/>
+              </w:rPr>
+              <w:t>5</w:t>
+            </w:r>
+          </w:p>
+        </w:tc>
+        <w:tc>
+          <w:tcPr>
+            <w:tcW w:type="dxa" w:w="2160"/>
+          </w:tcPr>
+          <w:p>
+            <w:r>
+              <w:rPr>
+                <w:sz w:val="18"/>
+              </w:rPr>
+              <w:t>UI 상태 관리</w:t>
+            </w:r>
+          </w:p>
+        </w:tc>
+      </w:tr>
+      <w:tr>
+        <w:tc>
+          <w:tcPr>
+            <w:tcW w:type="dxa" w:w="2160"/>
+          </w:tcPr>
+          <w:p>
+            <w:r>
+              <w:rPr>
+                <w:sz w:val="18"/>
+              </w:rPr>
+              <w:t>PopupManager</w:t>
+            </w:r>
+          </w:p>
+        </w:tc>
+        <w:tc>
+          <w:tcPr>
+            <w:tcW w:type="dxa" w:w="2160"/>
+          </w:tcPr>
+          <w:p>
+            <w:r>
+              <w:rPr>
+                <w:sz w:val="18"/>
+              </w:rPr>
+              <w:t>Core</w:t>
             </w:r>
           </w:p>
         </w:tc>
@@ -4571,20 +468,7 @@
               <w:rPr>
                 <w:sz w:val="18"/>
               </w:rPr>
-              <w:t>Main(2) + SubA(3) + SubB(1)</w:t>
-            </w:r>
-          </w:p>
-        </w:tc>
-        <w:tc>
-          <w:tcPr>
-            <w:tcW w:type="dxa" w:w="2160"/>
-          </w:tcPr>
-          <w:p>
-            <w:r>
-              <w:rPr>
-                <w:sz w:val="18"/>
-              </w:rPr>
-              <w:t>Game</w:t>
+              <w:t>팝업 큐잉</w:t>
             </w:r>
           </w:p>
         </w:tc>
@@ -4599,7 +483,7 @@
               <w:rPr>
                 <w:sz w:val="18"/>
               </w:rPr>
-              <w:t>Total</w:t>
+              <w:t>RailManager</w:t>
             </w:r>
           </w:p>
         </w:tc>
@@ -4612,7 +496,7 @@
               <w:rPr>
                 <w:sz w:val="18"/>
               </w:rPr>
-              <w:t>45</w:t>
+              <w:t>Core</w:t>
             </w:r>
           </w:p>
         </w:tc>
@@ -4625,7 +509,7 @@
               <w:rPr>
                 <w:sz w:val="18"/>
               </w:rPr>
-              <w:t>-</w:t>
+              <w:t>7</w:t>
             </w:r>
           </w:p>
         </w:tc>
@@ -4638,13 +522,2074 @@
               <w:rPr>
                 <w:sz w:val="18"/>
               </w:rPr>
-              <w:t>-</w:t>
+              <w:t>레일 경로 관리</w:t>
+            </w:r>
+          </w:p>
+        </w:tc>
+      </w:tr>
+      <w:tr>
+        <w:tc>
+          <w:tcPr>
+            <w:tcW w:type="dxa" w:w="2160"/>
+          </w:tcPr>
+          <w:p>
+            <w:r>
+              <w:rPr>
+                <w:sz w:val="18"/>
+              </w:rPr>
+              <w:t>ScoreManager</w:t>
+            </w:r>
+          </w:p>
+        </w:tc>
+        <w:tc>
+          <w:tcPr>
+            <w:tcW w:type="dxa" w:w="2160"/>
+          </w:tcPr>
+          <w:p>
+            <w:r>
+              <w:rPr>
+                <w:sz w:val="18"/>
+              </w:rPr>
+              <w:t>Core</w:t>
+            </w:r>
+          </w:p>
+        </w:tc>
+        <w:tc>
+          <w:tcPr>
+            <w:tcW w:type="dxa" w:w="2160"/>
+          </w:tcPr>
+          <w:p>
+            <w:r>
+              <w:rPr>
+                <w:sz w:val="18"/>
+              </w:rPr>
+              <w:t>8</w:t>
+            </w:r>
+          </w:p>
+        </w:tc>
+        <w:tc>
+          <w:tcPr>
+            <w:tcW w:type="dxa" w:w="2160"/>
+          </w:tcPr>
+          <w:p>
+            <w:r>
+              <w:rPr>
+                <w:sz w:val="18"/>
+              </w:rPr>
+              <w:t>점수 집계, 스타 판정</w:t>
             </w:r>
           </w:p>
         </w:tc>
       </w:tr>
     </w:tbl>
     <w:p/>
+    <w:p>
+      <w:pPr>
+        <w:pStyle w:val="Heading1"/>
+      </w:pPr>
+      <w:r>
+        <w:t>Phase 1: Core Gameplay</w:t>
+      </w:r>
+    </w:p>
+    <w:p>
+      <w:r>
+        <w:t>보관함→다트→풍선 코어 루프 구현</w:t>
+      </w:r>
+    </w:p>
+    <w:p>
+      <w:r>
+        <w:rPr>
+          <w:b/>
+          <w:sz w:val="20"/>
+        </w:rPr>
+        <w:t xml:space="preserve">시스템 수: </w:t>
+      </w:r>
+      <w:r>
+        <w:rPr>
+          <w:sz w:val="20"/>
+        </w:rPr>
+        <w:t>7</w:t>
+      </w:r>
+    </w:p>
+    <w:p>
+      <w:r>
+        <w:rPr>
+          <w:b/>
+          <w:sz w:val="20"/>
+        </w:rPr>
+        <w:t xml:space="preserve">의존성: </w:t>
+      </w:r>
+      <w:r>
+        <w:rPr>
+          <w:sz w:val="20"/>
+        </w:rPr>
+        <w:t>Phase 0 완료 필수</w:t>
+      </w:r>
+    </w:p>
+    <w:p>
+      <w:pPr>
+        <w:pStyle w:val="Heading2"/>
+      </w:pPr>
+      <w:r>
+        <w:t>main_coder</w:t>
+      </w:r>
+    </w:p>
+    <w:tbl>
+      <w:tblPr>
+        <w:tblStyle w:val="TableGrid"/>
+        <w:tblW w:type="auto" w:w="0"/>
+        <w:jc w:val="center"/>
+        <w:tblLook w:firstColumn="1" w:firstRow="1" w:lastColumn="0" w:lastRow="0" w:noHBand="0" w:noVBand="1" w:val="04A0"/>
+      </w:tblPr>
+      <w:tblGrid>
+        <w:gridCol w:w="2880"/>
+        <w:gridCol w:w="2880"/>
+        <w:gridCol w:w="2880"/>
+      </w:tblGrid>
+      <w:tr>
+        <w:tc>
+          <w:tcPr>
+            <w:tcW w:type="dxa" w:w="2880"/>
+            <w:shd w:val="clear" w:color="auto" w:fill="4472C4"/>
+          </w:tcPr>
+          <w:p>
+            <w:pPr>
+              <w:jc w:val="center"/>
+            </w:pPr>
+            <w:r>
+              <w:rPr>
+                <w:b/>
+                <w:color w:val="FFFFFF"/>
+                <w:sz w:val="18"/>
+              </w:rPr>
+              <w:t>시스템</w:t>
+            </w:r>
+          </w:p>
+        </w:tc>
+        <w:tc>
+          <w:tcPr>
+            <w:tcW w:type="dxa" w:w="2880"/>
+            <w:shd w:val="clear" w:color="auto" w:fill="4472C4"/>
+          </w:tcPr>
+          <w:p>
+            <w:pPr>
+              <w:jc w:val="center"/>
+            </w:pPr>
+            <w:r>
+              <w:rPr>
+                <w:b/>
+                <w:color w:val="FFFFFF"/>
+                <w:sz w:val="18"/>
+              </w:rPr>
+              <w:t>Layer</w:t>
+            </w:r>
+          </w:p>
+        </w:tc>
+        <w:tc>
+          <w:tcPr>
+            <w:tcW w:type="dxa" w:w="2880"/>
+            <w:shd w:val="clear" w:color="auto" w:fill="4472C4"/>
+          </w:tcPr>
+          <w:p>
+            <w:pPr>
+              <w:jc w:val="center"/>
+            </w:pPr>
+            <w:r>
+              <w:rPr>
+                <w:b/>
+                <w:color w:val="FFFFFF"/>
+                <w:sz w:val="18"/>
+              </w:rPr>
+              <w:t>설명</w:t>
+            </w:r>
+          </w:p>
+        </w:tc>
+      </w:tr>
+      <w:tr>
+        <w:tc>
+          <w:tcPr>
+            <w:tcW w:type="dxa" w:w="2880"/>
+          </w:tcPr>
+          <w:p>
+            <w:r>
+              <w:rPr>
+                <w:sz w:val="18"/>
+              </w:rPr>
+              <w:t>HolderManager</w:t>
+            </w:r>
+          </w:p>
+        </w:tc>
+        <w:tc>
+          <w:tcPr>
+            <w:tcW w:type="dxa" w:w="2880"/>
+          </w:tcPr>
+          <w:p>
+            <w:r>
+              <w:rPr>
+                <w:sz w:val="18"/>
+              </w:rPr>
+              <w:t>Domain</w:t>
+            </w:r>
+          </w:p>
+        </w:tc>
+        <w:tc>
+          <w:tcPr>
+            <w:tcW w:type="dxa" w:w="2880"/>
+          </w:tcPr>
+          <w:p>
+            <w:r>
+              <w:rPr>
+                <w:sz w:val="18"/>
+              </w:rPr>
+              <w:t>보관함 선택, 탄창, 비워짐</w:t>
+            </w:r>
+          </w:p>
+        </w:tc>
+      </w:tr>
+      <w:tr>
+        <w:tc>
+          <w:tcPr>
+            <w:tcW w:type="dxa" w:w="2880"/>
+          </w:tcPr>
+          <w:p>
+            <w:r>
+              <w:rPr>
+                <w:sz w:val="18"/>
+              </w:rPr>
+              <w:t>DartManager</w:t>
+            </w:r>
+          </w:p>
+        </w:tc>
+        <w:tc>
+          <w:tcPr>
+            <w:tcW w:type="dxa" w:w="2880"/>
+          </w:tcPr>
+          <w:p>
+            <w:r>
+              <w:rPr>
+                <w:sz w:val="18"/>
+              </w:rPr>
+              <w:t>Domain</w:t>
+            </w:r>
+          </w:p>
+        </w:tc>
+        <w:tc>
+          <w:tcPr>
+            <w:tcW w:type="dxa" w:w="2880"/>
+          </w:tcPr>
+          <w:p>
+            <w:r>
+              <w:rPr>
+                <w:sz w:val="18"/>
+              </w:rPr>
+              <w:t>다트 순차 배치, 레일 이동, 풍선 타격</w:t>
+            </w:r>
+          </w:p>
+        </w:tc>
+      </w:tr>
+      <w:tr>
+        <w:tc>
+          <w:tcPr>
+            <w:tcW w:type="dxa" w:w="2880"/>
+          </w:tcPr>
+          <w:p>
+            <w:r>
+              <w:rPr>
+                <w:sz w:val="18"/>
+              </w:rPr>
+              <w:t>PopProcessor</w:t>
+            </w:r>
+          </w:p>
+        </w:tc>
+        <w:tc>
+          <w:tcPr>
+            <w:tcW w:type="dxa" w:w="2880"/>
+          </w:tcPr>
+          <w:p>
+            <w:r>
+              <w:rPr>
+                <w:sz w:val="18"/>
+              </w:rPr>
+              <w:t>Domain</w:t>
+            </w:r>
+          </w:p>
+        </w:tc>
+        <w:tc>
+          <w:tcPr>
+            <w:tcW w:type="dxa" w:w="2880"/>
+          </w:tcPr>
+          <w:p>
+            <w:r>
+              <w:rPr>
+                <w:sz w:val="18"/>
+              </w:rPr>
+              <w:t>1:1 팝 판정, 피드백 트리거</w:t>
+            </w:r>
+          </w:p>
+        </w:tc>
+      </w:tr>
+    </w:tbl>
+    <w:p/>
+    <w:p>
+      <w:pPr>
+        <w:pStyle w:val="Heading2"/>
+      </w:pPr>
+      <w:r>
+        <w:t>sub_coder_a</w:t>
+      </w:r>
+    </w:p>
+    <w:tbl>
+      <w:tblPr>
+        <w:tblStyle w:val="TableGrid"/>
+        <w:tblW w:type="auto" w:w="0"/>
+        <w:jc w:val="center"/>
+        <w:tblLook w:firstColumn="1" w:firstRow="1" w:lastColumn="0" w:lastRow="0" w:noHBand="0" w:noVBand="1" w:val="04A0"/>
+      </w:tblPr>
+      <w:tblGrid>
+        <w:gridCol w:w="2880"/>
+        <w:gridCol w:w="2880"/>
+        <w:gridCol w:w="2880"/>
+      </w:tblGrid>
+      <w:tr>
+        <w:tc>
+          <w:tcPr>
+            <w:tcW w:type="dxa" w:w="2880"/>
+            <w:shd w:val="clear" w:color="auto" w:fill="4472C4"/>
+          </w:tcPr>
+          <w:p>
+            <w:pPr>
+              <w:jc w:val="center"/>
+            </w:pPr>
+            <w:r>
+              <w:rPr>
+                <w:b/>
+                <w:color w:val="FFFFFF"/>
+                <w:sz w:val="18"/>
+              </w:rPr>
+              <w:t>시스템</w:t>
+            </w:r>
+          </w:p>
+        </w:tc>
+        <w:tc>
+          <w:tcPr>
+            <w:tcW w:type="dxa" w:w="2880"/>
+            <w:shd w:val="clear" w:color="auto" w:fill="4472C4"/>
+          </w:tcPr>
+          <w:p>
+            <w:pPr>
+              <w:jc w:val="center"/>
+            </w:pPr>
+            <w:r>
+              <w:rPr>
+                <w:b/>
+                <w:color w:val="FFFFFF"/>
+                <w:sz w:val="18"/>
+              </w:rPr>
+              <w:t>Layer</w:t>
+            </w:r>
+          </w:p>
+        </w:tc>
+        <w:tc>
+          <w:tcPr>
+            <w:tcW w:type="dxa" w:w="2880"/>
+            <w:shd w:val="clear" w:color="auto" w:fill="4472C4"/>
+          </w:tcPr>
+          <w:p>
+            <w:pPr>
+              <w:jc w:val="center"/>
+            </w:pPr>
+            <w:r>
+              <w:rPr>
+                <w:b/>
+                <w:color w:val="FFFFFF"/>
+                <w:sz w:val="18"/>
+              </w:rPr>
+              <w:t>설명</w:t>
+            </w:r>
+          </w:p>
+        </w:tc>
+      </w:tr>
+      <w:tr>
+        <w:tc>
+          <w:tcPr>
+            <w:tcW w:type="dxa" w:w="2880"/>
+          </w:tcPr>
+          <w:p>
+            <w:r>
+              <w:rPr>
+                <w:sz w:val="18"/>
+              </w:rPr>
+              <w:t>BalloonController</w:t>
+            </w:r>
+          </w:p>
+        </w:tc>
+        <w:tc>
+          <w:tcPr>
+            <w:tcW w:type="dxa" w:w="2880"/>
+          </w:tcPr>
+          <w:p>
+            <w:r>
+              <w:rPr>
+                <w:sz w:val="18"/>
+              </w:rPr>
+              <w:t>Domain</w:t>
+            </w:r>
+          </w:p>
+        </w:tc>
+        <w:tc>
+          <w:tcPr>
+            <w:tcW w:type="dxa" w:w="2880"/>
+          </w:tcPr>
+          <w:p>
+            <w:r>
+              <w:rPr>
+                <w:sz w:val="18"/>
+              </w:rPr>
+              <w:t>풍선 상태, 색상, 고정 보드 배치</w:t>
+            </w:r>
+          </w:p>
+        </w:tc>
+      </w:tr>
+      <w:tr>
+        <w:tc>
+          <w:tcPr>
+            <w:tcW w:type="dxa" w:w="2880"/>
+          </w:tcPr>
+          <w:p>
+            <w:r>
+              <w:rPr>
+                <w:sz w:val="18"/>
+              </w:rPr>
+              <w:t>BoardStateManager</w:t>
+            </w:r>
+          </w:p>
+        </w:tc>
+        <w:tc>
+          <w:tcPr>
+            <w:tcW w:type="dxa" w:w="2880"/>
+          </w:tcPr>
+          <w:p>
+            <w:r>
+              <w:rPr>
+                <w:sz w:val="18"/>
+              </w:rPr>
+              <w:t>Domain</w:t>
+            </w:r>
+          </w:p>
+        </w:tc>
+        <w:tc>
+          <w:tcPr>
+            <w:tcW w:type="dxa" w:w="2880"/>
+          </w:tcPr>
+          <w:p>
+            <w:r>
+              <w:rPr>
+                <w:sz w:val="18"/>
+              </w:rPr>
+              <w:t>보드 상태, 클리어/실패 판정</w:t>
+            </w:r>
+          </w:p>
+        </w:tc>
+      </w:tr>
+    </w:tbl>
+    <w:p/>
+    <w:p>
+      <w:pPr>
+        <w:pStyle w:val="Heading2"/>
+      </w:pPr>
+      <w:r>
+        <w:t>sub_coder_b</w:t>
+      </w:r>
+    </w:p>
+    <w:tbl>
+      <w:tblPr>
+        <w:tblStyle w:val="TableGrid"/>
+        <w:tblW w:type="auto" w:w="0"/>
+        <w:jc w:val="center"/>
+        <w:tblLook w:firstColumn="1" w:firstRow="1" w:lastColumn="0" w:lastRow="0" w:noHBand="0" w:noVBand="1" w:val="04A0"/>
+      </w:tblPr>
+      <w:tblGrid>
+        <w:gridCol w:w="2880"/>
+        <w:gridCol w:w="2880"/>
+        <w:gridCol w:w="2880"/>
+      </w:tblGrid>
+      <w:tr>
+        <w:tc>
+          <w:tcPr>
+            <w:tcW w:type="dxa" w:w="2880"/>
+            <w:shd w:val="clear" w:color="auto" w:fill="4472C4"/>
+          </w:tcPr>
+          <w:p>
+            <w:pPr>
+              <w:jc w:val="center"/>
+            </w:pPr>
+            <w:r>
+              <w:rPr>
+                <w:b/>
+                <w:color w:val="FFFFFF"/>
+                <w:sz w:val="18"/>
+              </w:rPr>
+              <w:t>시스템</w:t>
+            </w:r>
+          </w:p>
+        </w:tc>
+        <w:tc>
+          <w:tcPr>
+            <w:tcW w:type="dxa" w:w="2880"/>
+            <w:shd w:val="clear" w:color="auto" w:fill="4472C4"/>
+          </w:tcPr>
+          <w:p>
+            <w:pPr>
+              <w:jc w:val="center"/>
+            </w:pPr>
+            <w:r>
+              <w:rPr>
+                <w:b/>
+                <w:color w:val="FFFFFF"/>
+                <w:sz w:val="18"/>
+              </w:rPr>
+              <w:t>Layer</w:t>
+            </w:r>
+          </w:p>
+        </w:tc>
+        <w:tc>
+          <w:tcPr>
+            <w:tcW w:type="dxa" w:w="2880"/>
+            <w:shd w:val="clear" w:color="auto" w:fill="4472C4"/>
+          </w:tcPr>
+          <w:p>
+            <w:pPr>
+              <w:jc w:val="center"/>
+            </w:pPr>
+            <w:r>
+              <w:rPr>
+                <w:b/>
+                <w:color w:val="FFFFFF"/>
+                <w:sz w:val="18"/>
+              </w:rPr>
+              <w:t>설명</w:t>
+            </w:r>
+          </w:p>
+        </w:tc>
+      </w:tr>
+      <w:tr>
+        <w:tc>
+          <w:tcPr>
+            <w:tcW w:type="dxa" w:w="2880"/>
+          </w:tcPr>
+          <w:p>
+            <w:r>
+              <w:rPr>
+                <w:sz w:val="18"/>
+              </w:rPr>
+              <w:t>LevelDataProvider</w:t>
+            </w:r>
+          </w:p>
+        </w:tc>
+        <w:tc>
+          <w:tcPr>
+            <w:tcW w:type="dxa" w:w="2880"/>
+          </w:tcPr>
+          <w:p>
+            <w:r>
+              <w:rPr>
+                <w:sz w:val="18"/>
+              </w:rPr>
+              <w:t>Domain</w:t>
+            </w:r>
+          </w:p>
+        </w:tc>
+        <w:tc>
+          <w:tcPr>
+            <w:tcW w:type="dxa" w:w="2880"/>
+          </w:tcPr>
+          <w:p>
+            <w:r>
+              <w:rPr>
+                <w:sz w:val="18"/>
+              </w:rPr>
+              <w:t>레벨 JSON 파싱, 보관함/풍선 데이터</w:t>
+            </w:r>
+          </w:p>
+        </w:tc>
+      </w:tr>
+      <w:tr>
+        <w:tc>
+          <w:tcPr>
+            <w:tcW w:type="dxa" w:w="2880"/>
+          </w:tcPr>
+          <w:p>
+            <w:r>
+              <w:rPr>
+                <w:sz w:val="18"/>
+              </w:rPr>
+              <w:t>LevelManager</w:t>
+            </w:r>
+          </w:p>
+        </w:tc>
+        <w:tc>
+          <w:tcPr>
+            <w:tcW w:type="dxa" w:w="2880"/>
+          </w:tcPr>
+          <w:p>
+            <w:r>
+              <w:rPr>
+                <w:sz w:val="18"/>
+              </w:rPr>
+              <w:t>Domain</w:t>
+            </w:r>
+          </w:p>
+        </w:tc>
+        <w:tc>
+          <w:tcPr>
+            <w:tcW w:type="dxa" w:w="2880"/>
+          </w:tcPr>
+          <w:p>
+            <w:r>
+              <w:rPr>
+                <w:sz w:val="18"/>
+              </w:rPr>
+              <w:t>레벨 로드, 진행, 완료/실패</w:t>
+            </w:r>
+          </w:p>
+        </w:tc>
+      </w:tr>
+    </w:tbl>
+    <w:p/>
+    <w:p>
+      <w:pPr>
+        <w:pStyle w:val="Heading1"/>
+      </w:pPr>
+      <w:r>
+        <w:t>Phase 2: Content + Balance</w:t>
+      </w:r>
+    </w:p>
+    <w:p>
+      <w:r>
+        <w:t>레벨 디자인, 패키지, 5종 기믹, 난이도 밸런스</w:t>
+      </w:r>
+    </w:p>
+    <w:p>
+      <w:r>
+        <w:rPr>
+          <w:b/>
+          <w:sz w:val="20"/>
+        </w:rPr>
+        <w:t xml:space="preserve">시스템 수: </w:t>
+      </w:r>
+      <w:r>
+        <w:rPr>
+          <w:sz w:val="20"/>
+        </w:rPr>
+        <w:t>7</w:t>
+      </w:r>
+    </w:p>
+    <w:p>
+      <w:r>
+        <w:rPr>
+          <w:b/>
+          <w:sz w:val="20"/>
+        </w:rPr>
+        <w:t xml:space="preserve">의존성: </w:t>
+      </w:r>
+      <w:r>
+        <w:rPr>
+          <w:sz w:val="20"/>
+        </w:rPr>
+        <w:t>Phase 1 완료 필수</w:t>
+      </w:r>
+    </w:p>
+    <w:p>
+      <w:pPr>
+        <w:pStyle w:val="Heading2"/>
+      </w:pPr>
+      <w:r>
+        <w:t>main_coder</w:t>
+      </w:r>
+    </w:p>
+    <w:tbl>
+      <w:tblPr>
+        <w:tblStyle w:val="TableGrid"/>
+        <w:tblW w:type="auto" w:w="0"/>
+        <w:jc w:val="center"/>
+        <w:tblLook w:firstColumn="1" w:firstRow="1" w:lastColumn="0" w:lastRow="0" w:noHBand="0" w:noVBand="1" w:val="04A0"/>
+      </w:tblPr>
+      <w:tblGrid>
+        <w:gridCol w:w="2880"/>
+        <w:gridCol w:w="2880"/>
+        <w:gridCol w:w="2880"/>
+      </w:tblGrid>
+      <w:tr>
+        <w:tc>
+          <w:tcPr>
+            <w:tcW w:type="dxa" w:w="2880"/>
+            <w:shd w:val="clear" w:color="auto" w:fill="4472C4"/>
+          </w:tcPr>
+          <w:p>
+            <w:pPr>
+              <w:jc w:val="center"/>
+            </w:pPr>
+            <w:r>
+              <w:rPr>
+                <w:b/>
+                <w:color w:val="FFFFFF"/>
+                <w:sz w:val="18"/>
+              </w:rPr>
+              <w:t>시스템</w:t>
+            </w:r>
+          </w:p>
+        </w:tc>
+        <w:tc>
+          <w:tcPr>
+            <w:tcW w:type="dxa" w:w="2880"/>
+            <w:shd w:val="clear" w:color="auto" w:fill="4472C4"/>
+          </w:tcPr>
+          <w:p>
+            <w:pPr>
+              <w:jc w:val="center"/>
+            </w:pPr>
+            <w:r>
+              <w:rPr>
+                <w:b/>
+                <w:color w:val="FFFFFF"/>
+                <w:sz w:val="18"/>
+              </w:rPr>
+              <w:t>Layer</w:t>
+            </w:r>
+          </w:p>
+        </w:tc>
+        <w:tc>
+          <w:tcPr>
+            <w:tcW w:type="dxa" w:w="2880"/>
+            <w:shd w:val="clear" w:color="auto" w:fill="4472C4"/>
+          </w:tcPr>
+          <w:p>
+            <w:pPr>
+              <w:jc w:val="center"/>
+            </w:pPr>
+            <w:r>
+              <w:rPr>
+                <w:b/>
+                <w:color w:val="FFFFFF"/>
+                <w:sz w:val="18"/>
+              </w:rPr>
+              <w:t>설명</w:t>
+            </w:r>
+          </w:p>
+        </w:tc>
+      </w:tr>
+      <w:tr>
+        <w:tc>
+          <w:tcPr>
+            <w:tcW w:type="dxa" w:w="2880"/>
+          </w:tcPr>
+          <w:p>
+            <w:r>
+              <w:rPr>
+                <w:sz w:val="18"/>
+              </w:rPr>
+              <w:t>DifficultyCalculator</w:t>
+            </w:r>
+          </w:p>
+        </w:tc>
+        <w:tc>
+          <w:tcPr>
+            <w:tcW w:type="dxa" w:w="2880"/>
+          </w:tcPr>
+          <w:p>
+            <w:r>
+              <w:rPr>
+                <w:sz w:val="18"/>
+              </w:rPr>
+              <w:t>Domain</w:t>
+            </w:r>
+          </w:p>
+        </w:tc>
+        <w:tc>
+          <w:tcPr>
+            <w:tcW w:type="dxa" w:w="2880"/>
+          </w:tcPr>
+          <w:p>
+            <w:r>
+              <w:rPr>
+                <w:sz w:val="18"/>
+              </w:rPr>
+              <w:t>난이도 공식 구현</w:t>
+            </w:r>
+          </w:p>
+        </w:tc>
+      </w:tr>
+      <w:tr>
+        <w:tc>
+          <w:tcPr>
+            <w:tcW w:type="dxa" w:w="2880"/>
+          </w:tcPr>
+          <w:p>
+            <w:r>
+              <w:rPr>
+                <w:sz w:val="18"/>
+              </w:rPr>
+              <w:t>BalanceProcessor</w:t>
+            </w:r>
+          </w:p>
+        </w:tc>
+        <w:tc>
+          <w:tcPr>
+            <w:tcW w:type="dxa" w:w="2880"/>
+          </w:tcPr>
+          <w:p>
+            <w:r>
+              <w:rPr>
+                <w:sz w:val="18"/>
+              </w:rPr>
+              <w:t>Domain</w:t>
+            </w:r>
+          </w:p>
+        </w:tc>
+        <w:tc>
+          <w:tcPr>
+            <w:tcW w:type="dxa" w:w="2880"/>
+          </w:tcPr>
+          <w:p>
+            <w:r>
+              <w:rPr>
+                <w:sz w:val="18"/>
+              </w:rPr>
+              <w:t>밸런스 지표 집계</w:t>
+            </w:r>
+          </w:p>
+        </w:tc>
+      </w:tr>
+    </w:tbl>
+    <w:p/>
+    <w:p>
+      <w:pPr>
+        <w:pStyle w:val="Heading2"/>
+      </w:pPr>
+      <w:r>
+        <w:t>sub_coder_a</w:t>
+      </w:r>
+    </w:p>
+    <w:tbl>
+      <w:tblPr>
+        <w:tblStyle w:val="TableGrid"/>
+        <w:tblW w:type="auto" w:w="0"/>
+        <w:jc w:val="center"/>
+        <w:tblLook w:firstColumn="1" w:firstRow="1" w:lastColumn="0" w:lastRow="0" w:noHBand="0" w:noVBand="1" w:val="04A0"/>
+      </w:tblPr>
+      <w:tblGrid>
+        <w:gridCol w:w="2880"/>
+        <w:gridCol w:w="2880"/>
+        <w:gridCol w:w="2880"/>
+      </w:tblGrid>
+      <w:tr>
+        <w:tc>
+          <w:tcPr>
+            <w:tcW w:type="dxa" w:w="2880"/>
+            <w:shd w:val="clear" w:color="auto" w:fill="4472C4"/>
+          </w:tcPr>
+          <w:p>
+            <w:pPr>
+              <w:jc w:val="center"/>
+            </w:pPr>
+            <w:r>
+              <w:rPr>
+                <w:b/>
+                <w:color w:val="FFFFFF"/>
+                <w:sz w:val="18"/>
+              </w:rPr>
+              <w:t>시스템</w:t>
+            </w:r>
+          </w:p>
+        </w:tc>
+        <w:tc>
+          <w:tcPr>
+            <w:tcW w:type="dxa" w:w="2880"/>
+            <w:shd w:val="clear" w:color="auto" w:fill="4472C4"/>
+          </w:tcPr>
+          <w:p>
+            <w:pPr>
+              <w:jc w:val="center"/>
+            </w:pPr>
+            <w:r>
+              <w:rPr>
+                <w:b/>
+                <w:color w:val="FFFFFF"/>
+                <w:sz w:val="18"/>
+              </w:rPr>
+              <w:t>Layer</w:t>
+            </w:r>
+          </w:p>
+        </w:tc>
+        <w:tc>
+          <w:tcPr>
+            <w:tcW w:type="dxa" w:w="2880"/>
+            <w:shd w:val="clear" w:color="auto" w:fill="4472C4"/>
+          </w:tcPr>
+          <w:p>
+            <w:pPr>
+              <w:jc w:val="center"/>
+            </w:pPr>
+            <w:r>
+              <w:rPr>
+                <w:b/>
+                <w:color w:val="FFFFFF"/>
+                <w:sz w:val="18"/>
+              </w:rPr>
+              <w:t>설명</w:t>
+            </w:r>
+          </w:p>
+        </w:tc>
+      </w:tr>
+      <w:tr>
+        <w:tc>
+          <w:tcPr>
+            <w:tcW w:type="dxa" w:w="2880"/>
+          </w:tcPr>
+          <w:p>
+            <w:r>
+              <w:rPr>
+                <w:sz w:val="18"/>
+              </w:rPr>
+              <w:t>PackageManager</w:t>
+            </w:r>
+          </w:p>
+        </w:tc>
+        <w:tc>
+          <w:tcPr>
+            <w:tcW w:type="dxa" w:w="2880"/>
+          </w:tcPr>
+          <w:p>
+            <w:r>
+              <w:rPr>
+                <w:sz w:val="18"/>
+              </w:rPr>
+              <w:t>Domain</w:t>
+            </w:r>
+          </w:p>
+        </w:tc>
+        <w:tc>
+          <w:tcPr>
+            <w:tcW w:type="dxa" w:w="2880"/>
+          </w:tcPr>
+          <w:p>
+            <w:r>
+              <w:rPr>
+                <w:sz w:val="18"/>
+              </w:rPr>
+              <w:t>패키지(5×20) 진행, 해금</w:t>
+            </w:r>
+          </w:p>
+        </w:tc>
+      </w:tr>
+      <w:tr>
+        <w:tc>
+          <w:tcPr>
+            <w:tcW w:type="dxa" w:w="2880"/>
+          </w:tcPr>
+          <w:p>
+            <w:r>
+              <w:rPr>
+                <w:sz w:val="18"/>
+              </w:rPr>
+              <w:t>GimmickManager</w:t>
+            </w:r>
+          </w:p>
+        </w:tc>
+        <w:tc>
+          <w:tcPr>
+            <w:tcW w:type="dxa" w:w="2880"/>
+          </w:tcPr>
+          <w:p>
+            <w:r>
+              <w:rPr>
+                <w:sz w:val="18"/>
+              </w:rPr>
+              <w:t>Domain</w:t>
+            </w:r>
+          </w:p>
+        </w:tc>
+        <w:tc>
+          <w:tcPr>
+            <w:tcW w:type="dxa" w:w="2880"/>
+          </w:tcPr>
+          <w:p>
+            <w:r>
+              <w:rPr>
+                <w:sz w:val="18"/>
+              </w:rPr>
+              <w:t>5종 기믹(Hidden/Spawner/BigObject/Chain) 활성화/해금</w:t>
+            </w:r>
+          </w:p>
+        </w:tc>
+      </w:tr>
+      <w:tr>
+        <w:tc>
+          <w:tcPr>
+            <w:tcW w:type="dxa" w:w="2880"/>
+          </w:tcPr>
+          <w:p>
+            <w:r>
+              <w:rPr>
+                <w:sz w:val="18"/>
+              </w:rPr>
+              <w:t>ClearRateValidator</w:t>
+            </w:r>
+          </w:p>
+        </w:tc>
+        <w:tc>
+          <w:tcPr>
+            <w:tcW w:type="dxa" w:w="2880"/>
+          </w:tcPr>
+          <w:p>
+            <w:r>
+              <w:rPr>
+                <w:sz w:val="18"/>
+              </w:rPr>
+              <w:t>Domain</w:t>
+            </w:r>
+          </w:p>
+        </w:tc>
+        <w:tc>
+          <w:tcPr>
+            <w:tcW w:type="dxa" w:w="2880"/>
+          </w:tcPr>
+          <w:p>
+            <w:r>
+              <w:rPr>
+                <w:sz w:val="18"/>
+              </w:rPr>
+              <w:t>클리어율 모니터링</w:t>
+            </w:r>
+          </w:p>
+        </w:tc>
+      </w:tr>
+    </w:tbl>
+    <w:p/>
+    <w:p>
+      <w:pPr>
+        <w:pStyle w:val="Heading2"/>
+      </w:pPr>
+      <w:r>
+        <w:t>sub_coder_b</w:t>
+      </w:r>
+    </w:p>
+    <w:tbl>
+      <w:tblPr>
+        <w:tblStyle w:val="TableGrid"/>
+        <w:tblW w:type="auto" w:w="0"/>
+        <w:jc w:val="center"/>
+        <w:tblLook w:firstColumn="1" w:firstRow="1" w:lastColumn="0" w:lastRow="0" w:noHBand="0" w:noVBand="1" w:val="04A0"/>
+      </w:tblPr>
+      <w:tblGrid>
+        <w:gridCol w:w="2880"/>
+        <w:gridCol w:w="2880"/>
+        <w:gridCol w:w="2880"/>
+      </w:tblGrid>
+      <w:tr>
+        <w:tc>
+          <w:tcPr>
+            <w:tcW w:type="dxa" w:w="2880"/>
+            <w:shd w:val="clear" w:color="auto" w:fill="4472C4"/>
+          </w:tcPr>
+          <w:p>
+            <w:pPr>
+              <w:jc w:val="center"/>
+            </w:pPr>
+            <w:r>
+              <w:rPr>
+                <w:b/>
+                <w:color w:val="FFFFFF"/>
+                <w:sz w:val="18"/>
+              </w:rPr>
+              <w:t>시스템</w:t>
+            </w:r>
+          </w:p>
+        </w:tc>
+        <w:tc>
+          <w:tcPr>
+            <w:tcW w:type="dxa" w:w="2880"/>
+            <w:shd w:val="clear" w:color="auto" w:fill="4472C4"/>
+          </w:tcPr>
+          <w:p>
+            <w:pPr>
+              <w:jc w:val="center"/>
+            </w:pPr>
+            <w:r>
+              <w:rPr>
+                <w:b/>
+                <w:color w:val="FFFFFF"/>
+                <w:sz w:val="18"/>
+              </w:rPr>
+              <w:t>Layer</w:t>
+            </w:r>
+          </w:p>
+        </w:tc>
+        <w:tc>
+          <w:tcPr>
+            <w:tcW w:type="dxa" w:w="2880"/>
+            <w:shd w:val="clear" w:color="auto" w:fill="4472C4"/>
+          </w:tcPr>
+          <w:p>
+            <w:pPr>
+              <w:jc w:val="center"/>
+            </w:pPr>
+            <w:r>
+              <w:rPr>
+                <w:b/>
+                <w:color w:val="FFFFFF"/>
+                <w:sz w:val="18"/>
+              </w:rPr>
+              <w:t>설명</w:t>
+            </w:r>
+          </w:p>
+        </w:tc>
+      </w:tr>
+      <w:tr>
+        <w:tc>
+          <w:tcPr>
+            <w:tcW w:type="dxa" w:w="2880"/>
+          </w:tcPr>
+          <w:p>
+            <w:r>
+              <w:rPr>
+                <w:sz w:val="18"/>
+              </w:rPr>
+              <w:t>TutorialController</w:t>
+            </w:r>
+          </w:p>
+        </w:tc>
+        <w:tc>
+          <w:tcPr>
+            <w:tcW w:type="dxa" w:w="2880"/>
+          </w:tcPr>
+          <w:p>
+            <w:r>
+              <w:rPr>
+                <w:sz w:val="18"/>
+              </w:rPr>
+              <w:t>Game</w:t>
+            </w:r>
+          </w:p>
+        </w:tc>
+        <w:tc>
+          <w:tcPr>
+            <w:tcW w:type="dxa" w:w="2880"/>
+          </w:tcPr>
+          <w:p>
+            <w:r>
+              <w:rPr>
+                <w:sz w:val="18"/>
+              </w:rPr>
+              <w:t>튜토리얼 1~5 보관함 기반 가이드</w:t>
+            </w:r>
+          </w:p>
+        </w:tc>
+      </w:tr>
+      <w:tr>
+        <w:tc>
+          <w:tcPr>
+            <w:tcW w:type="dxa" w:w="2880"/>
+          </w:tcPr>
+          <w:p>
+            <w:r>
+              <w:rPr>
+                <w:sz w:val="18"/>
+              </w:rPr>
+              <w:t>TutorialManager</w:t>
+            </w:r>
+          </w:p>
+        </w:tc>
+        <w:tc>
+          <w:tcPr>
+            <w:tcW w:type="dxa" w:w="2880"/>
+          </w:tcPr>
+          <w:p>
+            <w:r>
+              <w:rPr>
+                <w:sz w:val="18"/>
+              </w:rPr>
+              <w:t>Game</w:t>
+            </w:r>
+          </w:p>
+        </w:tc>
+        <w:tc>
+          <w:tcPr>
+            <w:tcW w:type="dxa" w:w="2880"/>
+          </w:tcPr>
+          <w:p>
+            <w:r>
+              <w:rPr>
+                <w:sz w:val="18"/>
+              </w:rPr>
+              <w:t>FTUE 하이라이트, 화살표</w:t>
+            </w:r>
+          </w:p>
+        </w:tc>
+      </w:tr>
+    </w:tbl>
+    <w:p/>
+    <w:p>
+      <w:pPr>
+        <w:pStyle w:val="Heading1"/>
+      </w:pPr>
+      <w:r>
+        <w:t>Phase 3: UX + OutGame + BM</w:t>
+      </w:r>
+    </w:p>
+    <w:p>
+      <w:r>
+        <w:t>UI, 피드백, 라이프, 부스터, 코인 경제, 상점, IAP, 광고</w:t>
+      </w:r>
+    </w:p>
+    <w:p>
+      <w:r>
+        <w:rPr>
+          <w:b/>
+          <w:sz w:val="20"/>
+        </w:rPr>
+        <w:t xml:space="preserve">시스템 수: </w:t>
+      </w:r>
+      <w:r>
+        <w:rPr>
+          <w:sz w:val="20"/>
+        </w:rPr>
+        <w:t>11</w:t>
+      </w:r>
+    </w:p>
+    <w:p>
+      <w:r>
+        <w:rPr>
+          <w:b/>
+          <w:sz w:val="20"/>
+        </w:rPr>
+        <w:t xml:space="preserve">의존성: </w:t>
+      </w:r>
+      <w:r>
+        <w:rPr>
+          <w:sz w:val="20"/>
+        </w:rPr>
+        <w:t>Phase 2 완료 필수</w:t>
+      </w:r>
+    </w:p>
+    <w:p>
+      <w:pPr>
+        <w:pStyle w:val="Heading2"/>
+      </w:pPr>
+      <w:r>
+        <w:t>main_coder</w:t>
+      </w:r>
+    </w:p>
+    <w:tbl>
+      <w:tblPr>
+        <w:tblStyle w:val="TableGrid"/>
+        <w:tblW w:type="auto" w:w="0"/>
+        <w:jc w:val="center"/>
+        <w:tblLook w:firstColumn="1" w:firstRow="1" w:lastColumn="0" w:lastRow="0" w:noHBand="0" w:noVBand="1" w:val="04A0"/>
+      </w:tblPr>
+      <w:tblGrid>
+        <w:gridCol w:w="2880"/>
+        <w:gridCol w:w="2880"/>
+        <w:gridCol w:w="2880"/>
+      </w:tblGrid>
+      <w:tr>
+        <w:tc>
+          <w:tcPr>
+            <w:tcW w:type="dxa" w:w="2880"/>
+            <w:shd w:val="clear" w:color="auto" w:fill="4472C4"/>
+          </w:tcPr>
+          <w:p>
+            <w:pPr>
+              <w:jc w:val="center"/>
+            </w:pPr>
+            <w:r>
+              <w:rPr>
+                <w:b/>
+                <w:color w:val="FFFFFF"/>
+                <w:sz w:val="18"/>
+              </w:rPr>
+              <w:t>시스템</w:t>
+            </w:r>
+          </w:p>
+        </w:tc>
+        <w:tc>
+          <w:tcPr>
+            <w:tcW w:type="dxa" w:w="2880"/>
+            <w:shd w:val="clear" w:color="auto" w:fill="4472C4"/>
+          </w:tcPr>
+          <w:p>
+            <w:pPr>
+              <w:jc w:val="center"/>
+            </w:pPr>
+            <w:r>
+              <w:rPr>
+                <w:b/>
+                <w:color w:val="FFFFFF"/>
+                <w:sz w:val="18"/>
+              </w:rPr>
+              <w:t>Layer</w:t>
+            </w:r>
+          </w:p>
+        </w:tc>
+        <w:tc>
+          <w:tcPr>
+            <w:tcW w:type="dxa" w:w="2880"/>
+            <w:shd w:val="clear" w:color="auto" w:fill="4472C4"/>
+          </w:tcPr>
+          <w:p>
+            <w:pPr>
+              <w:jc w:val="center"/>
+            </w:pPr>
+            <w:r>
+              <w:rPr>
+                <w:b/>
+                <w:color w:val="FFFFFF"/>
+                <w:sz w:val="18"/>
+              </w:rPr>
+              <w:t>설명</w:t>
+            </w:r>
+          </w:p>
+        </w:tc>
+      </w:tr>
+      <w:tr>
+        <w:tc>
+          <w:tcPr>
+            <w:tcW w:type="dxa" w:w="2880"/>
+          </w:tcPr>
+          <w:p>
+            <w:r>
+              <w:rPr>
+                <w:sz w:val="18"/>
+              </w:rPr>
+              <w:t>FeedbackController</w:t>
+            </w:r>
+          </w:p>
+        </w:tc>
+        <w:tc>
+          <w:tcPr>
+            <w:tcW w:type="dxa" w:w="2880"/>
+          </w:tcPr>
+          <w:p>
+            <w:r>
+              <w:rPr>
+                <w:sz w:val="18"/>
+              </w:rPr>
+              <w:t>Game</w:t>
+            </w:r>
+          </w:p>
+        </w:tc>
+        <w:tc>
+          <w:tcPr>
+            <w:tcW w:type="dxa" w:w="2880"/>
+          </w:tcPr>
+          <w:p>
+            <w:r>
+              <w:rPr>
+                <w:sz w:val="18"/>
+              </w:rPr>
+              <w:t>비대칭 피드백 (담백↔과하게)</w:t>
+            </w:r>
+          </w:p>
+        </w:tc>
+      </w:tr>
+      <w:tr>
+        <w:tc>
+          <w:tcPr>
+            <w:tcW w:type="dxa" w:w="2880"/>
+          </w:tcPr>
+          <w:p>
+            <w:r>
+              <w:rPr>
+                <w:sz w:val="18"/>
+              </w:rPr>
+              <w:t>CurrencyManager</w:t>
+            </w:r>
+          </w:p>
+        </w:tc>
+        <w:tc>
+          <w:tcPr>
+            <w:tcW w:type="dxa" w:w="2880"/>
+          </w:tcPr>
+          <w:p>
+            <w:r>
+              <w:rPr>
+                <w:sz w:val="18"/>
+              </w:rPr>
+              <w:t>Core</w:t>
+            </w:r>
+          </w:p>
+        </w:tc>
+        <w:tc>
+          <w:tcPr>
+            <w:tcW w:type="dxa" w:w="2880"/>
+          </w:tcPr>
+          <w:p>
+            <w:r>
+              <w:rPr>
+                <w:sz w:val="18"/>
+              </w:rPr>
+              <w:t>코인 소스/싱크, 초기 2000코인</w:t>
+            </w:r>
+          </w:p>
+        </w:tc>
+      </w:tr>
+      <w:tr>
+        <w:tc>
+          <w:tcPr>
+            <w:tcW w:type="dxa" w:w="2880"/>
+          </w:tcPr>
+          <w:p>
+            <w:r>
+              <w:rPr>
+                <w:sz w:val="18"/>
+              </w:rPr>
+              <w:t>IAPManager</w:t>
+            </w:r>
+          </w:p>
+        </w:tc>
+        <w:tc>
+          <w:tcPr>
+            <w:tcW w:type="dxa" w:w="2880"/>
+          </w:tcPr>
+          <w:p>
+            <w:r>
+              <w:rPr>
+                <w:sz w:val="18"/>
+              </w:rPr>
+              <w:t>Domain</w:t>
+            </w:r>
+          </w:p>
+        </w:tc>
+        <w:tc>
+          <w:tcPr>
+            <w:tcW w:type="dxa" w:w="2880"/>
+          </w:tcPr>
+          <w:p>
+            <w:r>
+              <w:rPr>
+                <w:sz w:val="18"/>
+              </w:rPr>
+              <w:t>IAP 결제 처리 (Unity IAP)</w:t>
+            </w:r>
+          </w:p>
+        </w:tc>
+      </w:tr>
+    </w:tbl>
+    <w:p/>
+    <w:p>
+      <w:pPr>
+        <w:pStyle w:val="Heading2"/>
+      </w:pPr>
+      <w:r>
+        <w:t>sub_coder_a</w:t>
+      </w:r>
+    </w:p>
+    <w:tbl>
+      <w:tblPr>
+        <w:tblStyle w:val="TableGrid"/>
+        <w:tblW w:type="auto" w:w="0"/>
+        <w:jc w:val="center"/>
+        <w:tblLook w:firstColumn="1" w:firstRow="1" w:lastColumn="0" w:lastRow="0" w:noHBand="0" w:noVBand="1" w:val="04A0"/>
+      </w:tblPr>
+      <w:tblGrid>
+        <w:gridCol w:w="2880"/>
+        <w:gridCol w:w="2880"/>
+        <w:gridCol w:w="2880"/>
+      </w:tblGrid>
+      <w:tr>
+        <w:tc>
+          <w:tcPr>
+            <w:tcW w:type="dxa" w:w="2880"/>
+            <w:shd w:val="clear" w:color="auto" w:fill="4472C4"/>
+          </w:tcPr>
+          <w:p>
+            <w:pPr>
+              <w:jc w:val="center"/>
+            </w:pPr>
+            <w:r>
+              <w:rPr>
+                <w:b/>
+                <w:color w:val="FFFFFF"/>
+                <w:sz w:val="18"/>
+              </w:rPr>
+              <w:t>시스템</w:t>
+            </w:r>
+          </w:p>
+        </w:tc>
+        <w:tc>
+          <w:tcPr>
+            <w:tcW w:type="dxa" w:w="2880"/>
+            <w:shd w:val="clear" w:color="auto" w:fill="4472C4"/>
+          </w:tcPr>
+          <w:p>
+            <w:pPr>
+              <w:jc w:val="center"/>
+            </w:pPr>
+            <w:r>
+              <w:rPr>
+                <w:b/>
+                <w:color w:val="FFFFFF"/>
+                <w:sz w:val="18"/>
+              </w:rPr>
+              <w:t>Layer</w:t>
+            </w:r>
+          </w:p>
+        </w:tc>
+        <w:tc>
+          <w:tcPr>
+            <w:tcW w:type="dxa" w:w="2880"/>
+            <w:shd w:val="clear" w:color="auto" w:fill="4472C4"/>
+          </w:tcPr>
+          <w:p>
+            <w:pPr>
+              <w:jc w:val="center"/>
+            </w:pPr>
+            <w:r>
+              <w:rPr>
+                <w:b/>
+                <w:color w:val="FFFFFF"/>
+                <w:sz w:val="18"/>
+              </w:rPr>
+              <w:t>설명</w:t>
+            </w:r>
+          </w:p>
+        </w:tc>
+      </w:tr>
+      <w:tr>
+        <w:tc>
+          <w:tcPr>
+            <w:tcW w:type="dxa" w:w="2880"/>
+          </w:tcPr>
+          <w:p>
+            <w:r>
+              <w:rPr>
+                <w:sz w:val="18"/>
+              </w:rPr>
+              <w:t>PageController</w:t>
+            </w:r>
+          </w:p>
+        </w:tc>
+        <w:tc>
+          <w:tcPr>
+            <w:tcW w:type="dxa" w:w="2880"/>
+          </w:tcPr>
+          <w:p>
+            <w:r>
+              <w:rPr>
+                <w:sz w:val="18"/>
+              </w:rPr>
+              <w:t>Game</w:t>
+            </w:r>
+          </w:p>
+        </w:tc>
+        <w:tc>
+          <w:tcPr>
+            <w:tcW w:type="dxa" w:w="2880"/>
+          </w:tcPr>
+          <w:p>
+            <w:r>
+              <w:rPr>
+                <w:sz w:val="18"/>
+              </w:rPr>
+              <w:t>화면 전환</w:t>
+            </w:r>
+          </w:p>
+        </w:tc>
+      </w:tr>
+      <w:tr>
+        <w:tc>
+          <w:tcPr>
+            <w:tcW w:type="dxa" w:w="2880"/>
+          </w:tcPr>
+          <w:p>
+            <w:r>
+              <w:rPr>
+                <w:sz w:val="18"/>
+              </w:rPr>
+              <w:t>HUDController</w:t>
+            </w:r>
+          </w:p>
+        </w:tc>
+        <w:tc>
+          <w:tcPr>
+            <w:tcW w:type="dxa" w:w="2880"/>
+          </w:tcPr>
+          <w:p>
+            <w:r>
+              <w:rPr>
+                <w:sz w:val="18"/>
+              </w:rPr>
+              <w:t>Game</w:t>
+            </w:r>
+          </w:p>
+        </w:tc>
+        <w:tc>
+          <w:tcPr>
+            <w:tcW w:type="dxa" w:w="2880"/>
+          </w:tcPr>
+          <w:p>
+            <w:r>
+              <w:rPr>
+                <w:sz w:val="18"/>
+              </w:rPr>
+              <w:t>인게임 HUD (보관함 탄창 표시 포함)</w:t>
+            </w:r>
+          </w:p>
+        </w:tc>
+      </w:tr>
+      <w:tr>
+        <w:tc>
+          <w:tcPr>
+            <w:tcW w:type="dxa" w:w="2880"/>
+          </w:tcPr>
+          <w:p>
+            <w:r>
+              <w:rPr>
+                <w:sz w:val="18"/>
+              </w:rPr>
+              <w:t>LifeManager</w:t>
+            </w:r>
+          </w:p>
+        </w:tc>
+        <w:tc>
+          <w:tcPr>
+            <w:tcW w:type="dxa" w:w="2880"/>
+          </w:tcPr>
+          <w:p>
+            <w:r>
+              <w:rPr>
+                <w:sz w:val="18"/>
+              </w:rPr>
+              <w:t>Domain</w:t>
+            </w:r>
+          </w:p>
+        </w:tc>
+        <w:tc>
+          <w:tcPr>
+            <w:tcW w:type="dxa" w:w="2880"/>
+          </w:tcPr>
+          <w:p>
+            <w:r>
+              <w:rPr>
+                <w:sz w:val="18"/>
+              </w:rPr>
+              <w:t>하트 5개, 실패 시 소모, 30분 충전</w:t>
+            </w:r>
+          </w:p>
+        </w:tc>
+      </w:tr>
+      <w:tr>
+        <w:tc>
+          <w:tcPr>
+            <w:tcW w:type="dxa" w:w="2880"/>
+          </w:tcPr>
+          <w:p>
+            <w:r>
+              <w:rPr>
+                <w:sz w:val="18"/>
+              </w:rPr>
+              <w:t>DailyRewardManager</w:t>
+            </w:r>
+          </w:p>
+        </w:tc>
+        <w:tc>
+          <w:tcPr>
+            <w:tcW w:type="dxa" w:w="2880"/>
+          </w:tcPr>
+          <w:p>
+            <w:r>
+              <w:rPr>
+                <w:sz w:val="18"/>
+              </w:rPr>
+              <w:t>Domain</w:t>
+            </w:r>
+          </w:p>
+        </w:tc>
+        <w:tc>
+          <w:tcPr>
+            <w:tcW w:type="dxa" w:w="2880"/>
+          </w:tcPr>
+          <w:p>
+            <w:r>
+              <w:rPr>
+                <w:sz w:val="18"/>
+              </w:rPr>
+              <w:t>7일 주기 순차 보상</w:t>
+            </w:r>
+          </w:p>
+        </w:tc>
+      </w:tr>
+    </w:tbl>
+    <w:p/>
+    <w:p>
+      <w:pPr>
+        <w:pStyle w:val="Heading2"/>
+      </w:pPr>
+      <w:r>
+        <w:t>sub_coder_b</w:t>
+      </w:r>
+    </w:p>
+    <w:tbl>
+      <w:tblPr>
+        <w:tblStyle w:val="TableGrid"/>
+        <w:tblW w:type="auto" w:w="0"/>
+        <w:jc w:val="center"/>
+        <w:tblLook w:firstColumn="1" w:firstRow="1" w:lastColumn="0" w:lastRow="0" w:noHBand="0" w:noVBand="1" w:val="04A0"/>
+      </w:tblPr>
+      <w:tblGrid>
+        <w:gridCol w:w="2880"/>
+        <w:gridCol w:w="2880"/>
+        <w:gridCol w:w="2880"/>
+      </w:tblGrid>
+      <w:tr>
+        <w:tc>
+          <w:tcPr>
+            <w:tcW w:type="dxa" w:w="2880"/>
+            <w:shd w:val="clear" w:color="auto" w:fill="4472C4"/>
+          </w:tcPr>
+          <w:p>
+            <w:pPr>
+              <w:jc w:val="center"/>
+            </w:pPr>
+            <w:r>
+              <w:rPr>
+                <w:b/>
+                <w:color w:val="FFFFFF"/>
+                <w:sz w:val="18"/>
+              </w:rPr>
+              <w:t>시스템</w:t>
+            </w:r>
+          </w:p>
+        </w:tc>
+        <w:tc>
+          <w:tcPr>
+            <w:tcW w:type="dxa" w:w="2880"/>
+            <w:shd w:val="clear" w:color="auto" w:fill="4472C4"/>
+          </w:tcPr>
+          <w:p>
+            <w:pPr>
+              <w:jc w:val="center"/>
+            </w:pPr>
+            <w:r>
+              <w:rPr>
+                <w:b/>
+                <w:color w:val="FFFFFF"/>
+                <w:sz w:val="18"/>
+              </w:rPr>
+              <w:t>Layer</w:t>
+            </w:r>
+          </w:p>
+        </w:tc>
+        <w:tc>
+          <w:tcPr>
+            <w:tcW w:type="dxa" w:w="2880"/>
+            <w:shd w:val="clear" w:color="auto" w:fill="4472C4"/>
+          </w:tcPr>
+          <w:p>
+            <w:pPr>
+              <w:jc w:val="center"/>
+            </w:pPr>
+            <w:r>
+              <w:rPr>
+                <w:b/>
+                <w:color w:val="FFFFFF"/>
+                <w:sz w:val="18"/>
+              </w:rPr>
+              <w:t>설명</w:t>
+            </w:r>
+          </w:p>
+        </w:tc>
+      </w:tr>
+      <w:tr>
+        <w:tc>
+          <w:tcPr>
+            <w:tcW w:type="dxa" w:w="2880"/>
+          </w:tcPr>
+          <w:p>
+            <w:r>
+              <w:rPr>
+                <w:sz w:val="18"/>
+              </w:rPr>
+              <w:t>BoosterManager</w:t>
+            </w:r>
+          </w:p>
+        </w:tc>
+        <w:tc>
+          <w:tcPr>
+            <w:tcW w:type="dxa" w:w="2880"/>
+          </w:tcPr>
+          <w:p>
+            <w:r>
+              <w:rPr>
+                <w:sz w:val="18"/>
+              </w:rPr>
+              <w:t>Domain</w:t>
+            </w:r>
+          </w:p>
+        </w:tc>
+        <w:tc>
+          <w:tcPr>
+            <w:tcW w:type="dxa" w:w="2880"/>
+          </w:tcPr>
+          <w:p>
+            <w:r>
+              <w:rPr>
+                <w:sz w:val="18"/>
+              </w:rPr>
+              <w:t>부스터 4종 관리/사용/구매</w:t>
+            </w:r>
+          </w:p>
+        </w:tc>
+      </w:tr>
+      <w:tr>
+        <w:tc>
+          <w:tcPr>
+            <w:tcW w:type="dxa" w:w="2880"/>
+          </w:tcPr>
+          <w:p>
+            <w:r>
+              <w:rPr>
+                <w:sz w:val="18"/>
+              </w:rPr>
+              <w:t>ContinueHandler</w:t>
+            </w:r>
+          </w:p>
+        </w:tc>
+        <w:tc>
+          <w:tcPr>
+            <w:tcW w:type="dxa" w:w="2880"/>
+          </w:tcPr>
+          <w:p>
+            <w:r>
+              <w:rPr>
+                <w:sz w:val="18"/>
+              </w:rPr>
+              <w:t>Domain</w:t>
+            </w:r>
+          </w:p>
+        </w:tc>
+        <w:tc>
+          <w:tcPr>
+            <w:tcW w:type="dxa" w:w="2880"/>
+          </w:tcPr>
+          <w:p>
+            <w:r>
+              <w:rPr>
+                <w:sz w:val="18"/>
+              </w:rPr>
+              <w:t>이어하기 (첫 무료, 이후 900→1900→2900코인)</w:t>
+            </w:r>
+          </w:p>
+        </w:tc>
+      </w:tr>
+      <w:tr>
+        <w:tc>
+          <w:tcPr>
+            <w:tcW w:type="dxa" w:w="2880"/>
+          </w:tcPr>
+          <w:p>
+            <w:r>
+              <w:rPr>
+                <w:sz w:val="18"/>
+              </w:rPr>
+              <w:t>ShopManager</w:t>
+            </w:r>
+          </w:p>
+        </w:tc>
+        <w:tc>
+          <w:tcPr>
+            <w:tcW w:type="dxa" w:w="2880"/>
+          </w:tcPr>
+          <w:p>
+            <w:r>
+              <w:rPr>
+                <w:sz w:val="18"/>
+              </w:rPr>
+              <w:t>Domain</w:t>
+            </w:r>
+          </w:p>
+        </w:tc>
+        <w:tc>
+          <w:tcPr>
+            <w:tcW w:type="dxa" w:w="2880"/>
+          </w:tcPr>
+          <w:p>
+            <w:r>
+              <w:rPr>
+                <w:sz w:val="18"/>
+              </w:rPr>
+              <w:t>상점 UI, 코인팩/번들/스타터팩 구매</w:t>
+            </w:r>
+          </w:p>
+        </w:tc>
+      </w:tr>
+      <w:tr>
+        <w:tc>
+          <w:tcPr>
+            <w:tcW w:type="dxa" w:w="2880"/>
+          </w:tcPr>
+          <w:p>
+            <w:r>
+              <w:rPr>
+                <w:sz w:val="18"/>
+              </w:rPr>
+              <w:t>AdManager</w:t>
+            </w:r>
+          </w:p>
+        </w:tc>
+        <w:tc>
+          <w:tcPr>
+            <w:tcW w:type="dxa" w:w="2880"/>
+          </w:tcPr>
+          <w:p>
+            <w:r>
+              <w:rPr>
+                <w:sz w:val="18"/>
+              </w:rPr>
+              <w:t>Domain</w:t>
+            </w:r>
+          </w:p>
+        </w:tc>
+        <w:tc>
+          <w:tcPr>
+            <w:tcW w:type="dxa" w:w="2880"/>
+          </w:tcPr>
+          <w:p>
+            <w:r>
+              <w:rPr>
+                <w:sz w:val="18"/>
+              </w:rPr>
+              <w:t>보상형+전면 광고, Lv.20 보호</w:t>
+            </w:r>
+          </w:p>
+        </w:tc>
+      </w:tr>
+      <w:tr>
+        <w:tc>
+          <w:tcPr>
+            <w:tcW w:type="dxa" w:w="2880"/>
+          </w:tcPr>
+          <w:p>
+            <w:r>
+              <w:rPr>
+                <w:sz w:val="18"/>
+              </w:rPr>
+              <w:t>OfferManager</w:t>
+            </w:r>
+          </w:p>
+        </w:tc>
+        <w:tc>
+          <w:tcPr>
+            <w:tcW w:type="dxa" w:w="2880"/>
+          </w:tcPr>
+          <w:p>
+            <w:r>
+              <w:rPr>
+                <w:sz w:val="18"/>
+              </w:rPr>
+              <w:t>Domain</w:t>
+            </w:r>
+          </w:p>
+        </w:tc>
+        <w:tc>
+          <w:tcPr>
+            <w:tcW w:type="dxa" w:w="2880"/>
+          </w:tcPr>
+          <w:p>
+            <w:r>
+              <w:rPr>
+                <w:sz w:val="18"/>
+              </w:rPr>
+              <w:t>상품 노출 정책, 20분 쿨타임</w:t>
+            </w:r>
+          </w:p>
+        </w:tc>
+      </w:tr>
+    </w:tbl>
+    <w:p/>
+    <w:p>
+      <w:pPr>
+        <w:pStyle w:val="Heading1"/>
+      </w:pPr>
+      <w:r>
+        <w:t>Deferred Phase</w:t>
+      </w:r>
+    </w:p>
+    <w:p>
+      <w:r>
+        <w:rPr>
+          <w:b/>
+          <w:sz w:val="20"/>
+        </w:rPr>
+        <w:t xml:space="preserve">트리거: </w:t>
+      </w:r>
+      <w:r>
+        <w:rPr>
+          <w:sz w:val="20"/>
+        </w:rPr>
+        <w:t>BM/LiveOps 디렉션 완료 후 + 소프트런칭 데이터 수집 후</w:t>
+      </w:r>
+    </w:p>
+    <w:p>
+      <w:r>
+        <w:rPr>
+          <w:b/>
+          <w:sz w:val="20"/>
+        </w:rPr>
+        <w:t xml:space="preserve">BM_remaining: </w:t>
+      </w:r>
+      <w:r>
+        <w:rPr>
+          <w:sz w:val="20"/>
+        </w:rPr>
+        <w:t>SeasonPassManager (디렉션 후), PiggyBankManager (소프트런칭 후)</w:t>
+      </w:r>
+    </w:p>
+    <w:p>
+      <w:r>
+        <w:rPr>
+          <w:b/>
+          <w:sz w:val="20"/>
+        </w:rPr>
+        <w:t xml:space="preserve">LiveOps: </w:t>
+      </w:r>
+      <w:r>
+        <w:rPr>
+          <w:sz w:val="20"/>
+        </w:rPr>
+        <w:t>SeasonManager, QuestManager, StreakManager, EventManager, ABTestManager, RemoteConfigService</w:t>
+      </w:r>
+    </w:p>
+    <w:p>
+      <w:r>
+        <w:rPr>
+          <w:b/>
+          <w:sz w:val="20"/>
+        </w:rPr>
+        <w:t xml:space="preserve">Meta: </w:t>
+      </w:r>
+      <w:r>
+        <w:rPr>
+          <w:sz w:val="20"/>
+        </w:rPr>
+        <w:t>CollectionManager, SkinManager, StarManager, AchievementManager</w:t>
+      </w:r>
+    </w:p>
+    <w:p>
+      <w:r>
+        <w:rPr>
+          <w:b/>
+          <w:sz w:val="20"/>
+        </w:rPr>
+        <w:t xml:space="preserve">Social: </w:t>
+      </w:r>
+      <w:r>
+        <w:rPr>
+          <w:sz w:val="20"/>
+        </w:rPr>
+        <w:t>LeaderboardManager, FriendManager</w:t>
+      </w:r>
+    </w:p>
     <w:p>
       <w:pPr>
         <w:pStyle w:val="Heading1"/>
@@ -4659,7 +2604,7 @@
         <w:ind w:left="850"/>
       </w:pPr>
       <w:r>
-        <w:t>InputHandler → DartManager → PopProcessor → ScoreManager → LevelManager</w:t>
+        <w:t>Phase 0 → Phase 1 → Phase 2 → Phase 3</w:t>
       </w:r>
     </w:p>
     <w:p>
@@ -4668,7 +2613,7 @@
         <w:ind w:left="850"/>
       </w:pPr>
       <w:r>
-        <w:t>LevelDataProvider → RailManager → BalloonController → PopProcessor</w:t>
+        <w:t>Phase 0: Core (Main only) → _ARCHITECTURE.md</w:t>
       </w:r>
     </w:p>
     <w:p>
@@ -4677,7 +2622,7 @@
         <w:ind w:left="850"/>
       </w:pPr>
       <w:r>
-        <w:t>CurrencyManager → LifeManager → LevelManager</w:t>
+        <w:t>Phase 1: HolderManager → DartManager → PopProcessor (코어 루프 핵심)</w:t>
       </w:r>
     </w:p>
     <w:p>
@@ -4686,7 +2631,7 @@
         <w:ind w:left="850"/>
       </w:pPr>
       <w:r>
-        <w:t>CurrencyManager → BoosterManager → ContinueHandler</w:t>
+        <w:t>Phase 2: DifficultyCalculator → TutorialController (밸런스+학습)</w:t>
       </w:r>
     </w:p>
     <w:p>
@@ -4695,7 +2640,7 @@
         <w:ind w:left="850"/>
       </w:pPr>
       <w:r>
-        <w:t>LevelManager → ChapterManager, OfferManager, PiggyBankManager</w:t>
+        <w:t>Phase 3: FeedbackController + CurrencyManager → ShopManager → IAPManager (UX+수익화)</w:t>
       </w:r>
     </w:p>
     <w:p>
@@ -4704,7 +2649,33 @@
         <w:ind w:left="850"/>
       </w:pPr>
       <w:r>
-        <w:t>ScoreManager → StarManager → ChapterManager</w:t>
+        <w:t>Deferred: BM/LiveOps 디렉션 완료 후 + 소프트런칭 후 별도 Phase로 추가</w:t>
+      </w:r>
+    </w:p>
+    <w:p>
+      <w:pPr>
+        <w:pStyle w:val="Heading1"/>
+      </w:pPr>
+      <w:r>
+        <w:t>Editor Scripts</w:t>
+      </w:r>
+    </w:p>
+    <w:p>
+      <w:pPr>
+        <w:pStyle w:val="ListBullet"/>
+        <w:ind w:left="850"/>
+      </w:pPr>
+      <w:r>
+        <w:t>SceneBuilder (Phase 0): 3씬 자동 구성 + 프리팹 생성</w:t>
+      </w:r>
+    </w:p>
+    <w:p>
+      <w:pPr>
+        <w:pStyle w:val="ListBullet"/>
+        <w:ind w:left="850"/>
+      </w:pPr>
+      <w:r>
+        <w:t>ProjectConfigurator (Phase 0): Build Settings + Player Settings</w:t>
       </w:r>
     </w:p>
     <w:sectPr>
